--- a/CursoAngular.docx
+++ b/CursoAngular.docx
@@ -9,18 +9,42 @@
           <w:rFonts w:ascii="Verdana" w:hAnsi="Verdana"/>
         </w:rPr>
       </w:pPr>
+      <w:proofErr w:type="spellStart"/>
       <w:r>
         <w:rPr>
           <w:rFonts w:ascii="Verdana" w:hAnsi="Verdana"/>
         </w:rPr>
         <w:t>TypeScript</w:t>
       </w:r>
+      <w:proofErr w:type="spellEnd"/>
       <w:r>
         <w:rPr>
           <w:rFonts w:ascii="Verdana" w:hAnsi="Verdana"/>
         </w:rPr>
-        <w:t xml:space="preserve"> (verlo a mas profundidad en tutoriales point</w:t>
+        <w:t xml:space="preserve"> (verlo a </w:t>
       </w:r>
+      <w:proofErr w:type="spellStart"/>
+      <w:r>
+        <w:rPr>
+          <w:rFonts w:ascii="Verdana" w:hAnsi="Verdana"/>
+        </w:rPr>
+        <w:t>mas</w:t>
+      </w:r>
+      <w:proofErr w:type="spellEnd"/>
+      <w:r>
+        <w:rPr>
+          <w:rFonts w:ascii="Verdana" w:hAnsi="Verdana"/>
+        </w:rPr>
+        <w:t xml:space="preserve"> profundidad en tutoriales </w:t>
+      </w:r>
+      <w:proofErr w:type="spellStart"/>
+      <w:r>
+        <w:rPr>
+          <w:rFonts w:ascii="Verdana" w:hAnsi="Verdana"/>
+        </w:rPr>
+        <w:t>point</w:t>
+      </w:r>
+      <w:proofErr w:type="spellEnd"/>
       <w:r>
         <w:rPr>
           <w:rFonts w:ascii="Verdana" w:hAnsi="Verdana"/>
@@ -49,26 +73,19 @@
             <w:color w:val="auto"/>
             <w:u w:val="none"/>
           </w:rPr>
-          <w:t>21 - Ty</w:t>
-        </w:r>
-        <w:r>
-          <w:rPr>
-            <w:rStyle w:val="Hipervnculo"/>
-            <w:rFonts w:ascii="Verdana" w:hAnsi="Verdana"/>
-            <w:color w:val="auto"/>
-            <w:u w:val="none"/>
-          </w:rPr>
-          <w:t>p</w:t>
-        </w:r>
-        <w:r>
-          <w:rPr>
-            <w:rStyle w:val="Hipervnculo"/>
-            <w:rFonts w:ascii="Verdana" w:hAnsi="Verdana"/>
-            <w:color w:val="auto"/>
-            <w:u w:val="none"/>
-          </w:rPr>
-          <w:t>eScript</w:t>
-        </w:r>
+          <w:t xml:space="preserve">21 - </w:t>
+        </w:r>
+        <w:proofErr w:type="spellStart"/>
+        <w:r>
+          <w:rPr>
+            <w:rStyle w:val="Hipervnculo"/>
+            <w:rFonts w:ascii="Verdana" w:hAnsi="Verdana"/>
+            <w:color w:val="auto"/>
+            <w:u w:val="none"/>
+          </w:rPr>
+          <w:t>TypeScript</w:t>
+        </w:r>
+        <w:proofErr w:type="spellEnd"/>
       </w:hyperlink>
     </w:p>
     <w:p>
@@ -86,25 +103,27 @@
             <w:color w:val="auto"/>
             <w:u w:val="none"/>
           </w:rPr>
-          <w:t>22 - TypeSc</w:t>
-        </w:r>
-        <w:r>
-          <w:rPr>
-            <w:rStyle w:val="Hipervnculo"/>
-            <w:rFonts w:ascii="Verdana" w:hAnsi="Verdana"/>
-            <w:color w:val="auto"/>
-            <w:u w:val="none"/>
-          </w:rPr>
-          <w:t>r</w:t>
-        </w:r>
-        <w:r>
-          <w:rPr>
-            <w:rStyle w:val="Hipervnculo"/>
-            <w:rFonts w:ascii="Verdana" w:hAnsi="Verdana"/>
-            <w:color w:val="auto"/>
-            <w:u w:val="none"/>
-          </w:rPr>
-          <w:t>ipt: tipado estático</w:t>
+          <w:t xml:space="preserve">22 - </w:t>
+        </w:r>
+        <w:proofErr w:type="spellStart"/>
+        <w:r>
+          <w:rPr>
+            <w:rStyle w:val="Hipervnculo"/>
+            <w:rFonts w:ascii="Verdana" w:hAnsi="Verdana"/>
+            <w:color w:val="auto"/>
+            <w:u w:val="none"/>
+          </w:rPr>
+          <w:t>TypeScript</w:t>
+        </w:r>
+        <w:proofErr w:type="spellEnd"/>
+        <w:r>
+          <w:rPr>
+            <w:rStyle w:val="Hipervnculo"/>
+            <w:rFonts w:ascii="Verdana" w:hAnsi="Verdana"/>
+            <w:color w:val="auto"/>
+            <w:u w:val="none"/>
+          </w:rPr>
+          <w:t>: tipado estático</w:t>
         </w:r>
       </w:hyperlink>
     </w:p>
@@ -123,7 +142,27 @@
             <w:color w:val="auto"/>
             <w:u w:val="none"/>
           </w:rPr>
-          <w:t>23 - TypeScript: clases</w:t>
+          <w:t xml:space="preserve">23 - </w:t>
+        </w:r>
+        <w:proofErr w:type="spellStart"/>
+        <w:r>
+          <w:rPr>
+            <w:rStyle w:val="Hipervnculo"/>
+            <w:rFonts w:ascii="Verdana" w:hAnsi="Verdana"/>
+            <w:color w:val="auto"/>
+            <w:u w:val="none"/>
+          </w:rPr>
+          <w:t>TypeScript</w:t>
+        </w:r>
+        <w:proofErr w:type="spellEnd"/>
+        <w:r>
+          <w:rPr>
+            <w:rStyle w:val="Hipervnculo"/>
+            <w:rFonts w:ascii="Verdana" w:hAnsi="Verdana"/>
+            <w:color w:val="auto"/>
+            <w:u w:val="none"/>
+          </w:rPr>
+          <w:t>: clases</w:t>
         </w:r>
       </w:hyperlink>
     </w:p>
@@ -142,7 +181,27 @@
             <w:color w:val="auto"/>
             <w:u w:val="none"/>
           </w:rPr>
-          <w:t>24 - TypeScript: funciones y métodos</w:t>
+          <w:t xml:space="preserve">24 - </w:t>
+        </w:r>
+        <w:proofErr w:type="spellStart"/>
+        <w:r>
+          <w:rPr>
+            <w:rStyle w:val="Hipervnculo"/>
+            <w:rFonts w:ascii="Verdana" w:hAnsi="Verdana"/>
+            <w:color w:val="auto"/>
+            <w:u w:val="none"/>
+          </w:rPr>
+          <w:t>TypeScript</w:t>
+        </w:r>
+        <w:proofErr w:type="spellEnd"/>
+        <w:r>
+          <w:rPr>
+            <w:rStyle w:val="Hipervnculo"/>
+            <w:rFonts w:ascii="Verdana" w:hAnsi="Verdana"/>
+            <w:color w:val="auto"/>
+            <w:u w:val="none"/>
+          </w:rPr>
+          <w:t>: funciones y métodos</w:t>
         </w:r>
       </w:hyperlink>
     </w:p>
@@ -161,7 +220,27 @@
             <w:color w:val="auto"/>
             <w:u w:val="none"/>
           </w:rPr>
-          <w:t>25 - TypeScript: herencia</w:t>
+          <w:t xml:space="preserve">25 - </w:t>
+        </w:r>
+        <w:proofErr w:type="spellStart"/>
+        <w:r>
+          <w:rPr>
+            <w:rStyle w:val="Hipervnculo"/>
+            <w:rFonts w:ascii="Verdana" w:hAnsi="Verdana"/>
+            <w:color w:val="auto"/>
+            <w:u w:val="none"/>
+          </w:rPr>
+          <w:t>TypeScript</w:t>
+        </w:r>
+        <w:proofErr w:type="spellEnd"/>
+        <w:r>
+          <w:rPr>
+            <w:rStyle w:val="Hipervnculo"/>
+            <w:rFonts w:ascii="Verdana" w:hAnsi="Verdana"/>
+            <w:color w:val="auto"/>
+            <w:u w:val="none"/>
+          </w:rPr>
+          <w:t>: herencia</w:t>
         </w:r>
       </w:hyperlink>
     </w:p>
@@ -180,7 +259,27 @@
             <w:color w:val="auto"/>
             <w:u w:val="none"/>
           </w:rPr>
-          <w:t>26 - TypeScript: interfaces</w:t>
+          <w:t xml:space="preserve">26 - </w:t>
+        </w:r>
+        <w:proofErr w:type="spellStart"/>
+        <w:r>
+          <w:rPr>
+            <w:rStyle w:val="Hipervnculo"/>
+            <w:rFonts w:ascii="Verdana" w:hAnsi="Verdana"/>
+            <w:color w:val="auto"/>
+            <w:u w:val="none"/>
+          </w:rPr>
+          <w:t>TypeScript</w:t>
+        </w:r>
+        <w:proofErr w:type="spellEnd"/>
+        <w:r>
+          <w:rPr>
+            <w:rStyle w:val="Hipervnculo"/>
+            <w:rFonts w:ascii="Verdana" w:hAnsi="Verdana"/>
+            <w:color w:val="auto"/>
+            <w:u w:val="none"/>
+          </w:rPr>
+          <w:t>: interfaces</w:t>
         </w:r>
       </w:hyperlink>
     </w:p>
@@ -199,7 +298,27 @@
             <w:color w:val="auto"/>
             <w:u w:val="none"/>
           </w:rPr>
-          <w:t>27 - TypeScript: clases genéricas</w:t>
+          <w:t xml:space="preserve">27 - </w:t>
+        </w:r>
+        <w:proofErr w:type="spellStart"/>
+        <w:r>
+          <w:rPr>
+            <w:rStyle w:val="Hipervnculo"/>
+            <w:rFonts w:ascii="Verdana" w:hAnsi="Verdana"/>
+            <w:color w:val="auto"/>
+            <w:u w:val="none"/>
+          </w:rPr>
+          <w:t>TypeScript</w:t>
+        </w:r>
+        <w:proofErr w:type="spellEnd"/>
+        <w:r>
+          <w:rPr>
+            <w:rStyle w:val="Hipervnculo"/>
+            <w:rFonts w:ascii="Verdana" w:hAnsi="Verdana"/>
+            <w:color w:val="auto"/>
+            <w:u w:val="none"/>
+          </w:rPr>
+          <w:t>: clases genéricas</w:t>
         </w:r>
       </w:hyperlink>
     </w:p>
@@ -236,8 +355,36 @@
         <w:rPr>
           <w:rFonts w:ascii="Verdana" w:hAnsi="Verdana"/>
         </w:rPr>
-        <w:t xml:space="preserve"> (verlo a mas profundidad tutoriales point)</w:t>
+        <w:t xml:space="preserve"> (verlo a </w:t>
       </w:r>
+      <w:proofErr w:type="spellStart"/>
+      <w:r>
+        <w:rPr>
+          <w:rFonts w:ascii="Verdana" w:hAnsi="Verdana"/>
+        </w:rPr>
+        <w:t>mas</w:t>
+      </w:r>
+      <w:proofErr w:type="spellEnd"/>
+      <w:r>
+        <w:rPr>
+          <w:rFonts w:ascii="Verdana" w:hAnsi="Verdana"/>
+        </w:rPr>
+        <w:t xml:space="preserve"> profundidad tutoriales </w:t>
+      </w:r>
+      <w:proofErr w:type="spellStart"/>
+      <w:r>
+        <w:rPr>
+          <w:rFonts w:ascii="Verdana" w:hAnsi="Verdana"/>
+        </w:rPr>
+        <w:t>point</w:t>
+      </w:r>
+      <w:proofErr w:type="spellEnd"/>
+      <w:r>
+        <w:rPr>
+          <w:rFonts w:ascii="Verdana" w:hAnsi="Verdana"/>
+        </w:rPr>
+        <w:t>)</w:t>
+      </w:r>
     </w:p>
     <w:p>
       <w:pPr>
@@ -292,8 +439,19 @@
             <w:color w:val="auto"/>
             <w:u w:val="none"/>
           </w:rPr>
-          <w:t>37 - Angular Material: Extensiones para el editor VS Code</w:t>
-        </w:r>
+          <w:t xml:space="preserve">37 - Angular Material: Extensiones para el editor VS </w:t>
+        </w:r>
+        <w:proofErr w:type="spellStart"/>
+        <w:r>
+          <w:rPr>
+            <w:rStyle w:val="Hipervnculo"/>
+            <w:rFonts w:ascii="Verdana" w:hAnsi="Verdana"/>
+            <w:color w:val="auto"/>
+            <w:u w:val="none"/>
+          </w:rPr>
+          <w:t>Code</w:t>
+        </w:r>
+        <w:proofErr w:type="spellEnd"/>
       </w:hyperlink>
     </w:p>
     <w:p>
@@ -330,8 +488,79 @@
             <w:color w:val="auto"/>
             <w:u w:val="none"/>
           </w:rPr>
-          <w:t>39 - Angular Material: formularios - selectores mat-radio-button y mat-radio-group</w:t>
-        </w:r>
+          <w:t xml:space="preserve">39 - Angular Material: formularios - selectores </w:t>
+        </w:r>
+        <w:proofErr w:type="spellStart"/>
+        <w:r>
+          <w:rPr>
+            <w:rStyle w:val="Hipervnculo"/>
+            <w:rFonts w:ascii="Verdana" w:hAnsi="Verdana"/>
+            <w:color w:val="auto"/>
+            <w:u w:val="none"/>
+          </w:rPr>
+          <w:t>mat</w:t>
+        </w:r>
+        <w:proofErr w:type="spellEnd"/>
+        <w:r>
+          <w:rPr>
+            <w:rStyle w:val="Hipervnculo"/>
+            <w:rFonts w:ascii="Verdana" w:hAnsi="Verdana"/>
+            <w:color w:val="auto"/>
+            <w:u w:val="none"/>
+          </w:rPr>
+          <w:t>-radio-</w:t>
+        </w:r>
+        <w:proofErr w:type="spellStart"/>
+        <w:r>
+          <w:rPr>
+            <w:rStyle w:val="Hipervnculo"/>
+            <w:rFonts w:ascii="Verdana" w:hAnsi="Verdana"/>
+            <w:color w:val="auto"/>
+            <w:u w:val="none"/>
+          </w:rPr>
+          <w:t>button</w:t>
+        </w:r>
+        <w:proofErr w:type="spellEnd"/>
+        <w:r>
+          <w:rPr>
+            <w:rStyle w:val="Hipervnculo"/>
+            <w:rFonts w:ascii="Verdana" w:hAnsi="Verdana"/>
+            <w:color w:val="auto"/>
+            <w:u w:val="none"/>
+          </w:rPr>
+          <w:t xml:space="preserve"> y </w:t>
+        </w:r>
+        <w:proofErr w:type="spellStart"/>
+        <w:r>
+          <w:rPr>
+            <w:rStyle w:val="Hipervnculo"/>
+            <w:rFonts w:ascii="Verdana" w:hAnsi="Verdana"/>
+            <w:color w:val="auto"/>
+            <w:u w:val="none"/>
+          </w:rPr>
+          <w:t>mat</w:t>
+        </w:r>
+        <w:proofErr w:type="spellEnd"/>
+        <w:r>
+          <w:rPr>
+            <w:rStyle w:val="Hipervnculo"/>
+            <w:rFonts w:ascii="Verdana" w:hAnsi="Verdana"/>
+            <w:color w:val="auto"/>
+            <w:u w:val="none"/>
+          </w:rPr>
+          <w:t>-radio-</w:t>
+        </w:r>
+        <w:proofErr w:type="spellStart"/>
+        <w:r>
+          <w:rPr>
+            <w:rStyle w:val="Hipervnculo"/>
+            <w:rFonts w:ascii="Verdana" w:hAnsi="Verdana"/>
+            <w:color w:val="auto"/>
+            <w:u w:val="none"/>
+          </w:rPr>
+          <w:t>group</w:t>
+        </w:r>
+        <w:proofErr w:type="spellEnd"/>
       </w:hyperlink>
     </w:p>
     <w:p>
@@ -349,8 +578,19 @@
             <w:color w:val="auto"/>
             <w:u w:val="none"/>
           </w:rPr>
-          <w:t>40 - Angular Material: formularios - selectores mat-checkbox</w:t>
-        </w:r>
+          <w:t xml:space="preserve">40 - Angular Material: formularios - selectores </w:t>
+        </w:r>
+        <w:proofErr w:type="spellStart"/>
+        <w:r>
+          <w:rPr>
+            <w:rStyle w:val="Hipervnculo"/>
+            <w:rFonts w:ascii="Verdana" w:hAnsi="Verdana"/>
+            <w:color w:val="auto"/>
+            <w:u w:val="none"/>
+          </w:rPr>
+          <w:t>mat-checkbox</w:t>
+        </w:r>
+        <w:proofErr w:type="spellEnd"/>
       </w:hyperlink>
     </w:p>
     <w:p>
@@ -368,8 +608,19 @@
             <w:color w:val="auto"/>
             <w:u w:val="none"/>
           </w:rPr>
-          <w:t>41 - Angular Material: formularios - selector mat-select</w:t>
-        </w:r>
+          <w:t xml:space="preserve">41 - Angular Material: formularios - selector </w:t>
+        </w:r>
+        <w:proofErr w:type="spellStart"/>
+        <w:r>
+          <w:rPr>
+            <w:rStyle w:val="Hipervnculo"/>
+            <w:rFonts w:ascii="Verdana" w:hAnsi="Verdana"/>
+            <w:color w:val="auto"/>
+            <w:u w:val="none"/>
+          </w:rPr>
+          <w:t>mat-select</w:t>
+        </w:r>
+        <w:proofErr w:type="spellEnd"/>
       </w:hyperlink>
     </w:p>
     <w:p>
@@ -387,7 +638,27 @@
             <w:color w:val="auto"/>
             <w:u w:val="none"/>
           </w:rPr>
-          <w:t>42 - Angular Material: formularios - mat-slider</w:t>
+          <w:t xml:space="preserve">42 - Angular Material: formularios - </w:t>
+        </w:r>
+        <w:proofErr w:type="spellStart"/>
+        <w:r>
+          <w:rPr>
+            <w:rStyle w:val="Hipervnculo"/>
+            <w:rFonts w:ascii="Verdana" w:hAnsi="Verdana"/>
+            <w:color w:val="auto"/>
+            <w:u w:val="none"/>
+          </w:rPr>
+          <w:t>mat</w:t>
+        </w:r>
+        <w:proofErr w:type="spellEnd"/>
+        <w:r>
+          <w:rPr>
+            <w:rStyle w:val="Hipervnculo"/>
+            <w:rFonts w:ascii="Verdana" w:hAnsi="Verdana"/>
+            <w:color w:val="auto"/>
+            <w:u w:val="none"/>
+          </w:rPr>
+          <w:t>-slider</w:t>
         </w:r>
       </w:hyperlink>
     </w:p>
@@ -406,8 +677,426 @@
             <w:color w:val="auto"/>
             <w:u w:val="none"/>
           </w:rPr>
-          <w:t>43 - Angular Material: formularios - mat-slide-toggle</w:t>
-        </w:r>
+          <w:t xml:space="preserve">43 - Angular Material: formularios - </w:t>
+        </w:r>
+        <w:proofErr w:type="spellStart"/>
+        <w:r>
+          <w:rPr>
+            <w:rStyle w:val="Hipervnculo"/>
+            <w:rFonts w:ascii="Verdana" w:hAnsi="Verdana"/>
+            <w:color w:val="auto"/>
+            <w:u w:val="none"/>
+          </w:rPr>
+          <w:t>mat-slide-toggle</w:t>
+        </w:r>
+        <w:proofErr w:type="spellEnd"/>
+      </w:hyperlink>
+    </w:p>
+    <w:p>
+      <w:pPr>
+        <w:spacing w:after="0"/>
+        <w:rPr>
+          <w:rFonts w:ascii="Verdana" w:hAnsi="Verdana"/>
+        </w:rPr>
+      </w:pPr>
+      <w:hyperlink r:id="rId20" w:history="1">
+        <w:r>
+          <w:rPr>
+            <w:rStyle w:val="Hipervnculo"/>
+            <w:rFonts w:ascii="Verdana" w:hAnsi="Verdana"/>
+            <w:color w:val="auto"/>
+            <w:u w:val="none"/>
+          </w:rPr>
+          <w:t xml:space="preserve">44 - Angular Material: </w:t>
+        </w:r>
+        <w:proofErr w:type="spellStart"/>
+        <w:r>
+          <w:rPr>
+            <w:rStyle w:val="Hipervnculo"/>
+            <w:rFonts w:ascii="Verdana" w:hAnsi="Verdana"/>
+            <w:color w:val="auto"/>
+            <w:u w:val="none"/>
+          </w:rPr>
+          <w:t>Layout</w:t>
+        </w:r>
+        <w:proofErr w:type="spellEnd"/>
+        <w:r>
+          <w:rPr>
+            <w:rStyle w:val="Hipervnculo"/>
+            <w:rFonts w:ascii="Verdana" w:hAnsi="Verdana"/>
+            <w:color w:val="auto"/>
+            <w:u w:val="none"/>
+          </w:rPr>
+          <w:t xml:space="preserve"> - </w:t>
+        </w:r>
+        <w:proofErr w:type="spellStart"/>
+        <w:r>
+          <w:rPr>
+            <w:rStyle w:val="Hipervnculo"/>
+            <w:rFonts w:ascii="Verdana" w:hAnsi="Verdana"/>
+            <w:color w:val="auto"/>
+            <w:u w:val="none"/>
+          </w:rPr>
+          <w:t>tabs</w:t>
+        </w:r>
+        <w:proofErr w:type="spellEnd"/>
+      </w:hyperlink>
+    </w:p>
+    <w:p>
+      <w:pPr>
+        <w:spacing w:after="0"/>
+        <w:rPr>
+          <w:rFonts w:ascii="Verdana" w:hAnsi="Verdana"/>
+        </w:rPr>
+      </w:pPr>
+      <w:hyperlink r:id="rId21" w:history="1">
+        <w:r>
+          <w:rPr>
+            <w:rStyle w:val="Hipervnculo"/>
+            <w:rFonts w:ascii="Verdana" w:hAnsi="Verdana"/>
+            <w:color w:val="auto"/>
+            <w:u w:val="none"/>
+          </w:rPr>
+          <w:t xml:space="preserve">45 - Angular Material: Tablas - </w:t>
+        </w:r>
+        <w:proofErr w:type="spellStart"/>
+        <w:r>
+          <w:rPr>
+            <w:rStyle w:val="Hipervnculo"/>
+            <w:rFonts w:ascii="Verdana" w:hAnsi="Verdana"/>
+            <w:color w:val="auto"/>
+            <w:u w:val="none"/>
+          </w:rPr>
+          <w:t>mat</w:t>
+        </w:r>
+        <w:proofErr w:type="spellEnd"/>
+        <w:r>
+          <w:rPr>
+            <w:rStyle w:val="Hipervnculo"/>
+            <w:rFonts w:ascii="Verdana" w:hAnsi="Verdana"/>
+            <w:color w:val="auto"/>
+            <w:u w:val="none"/>
+          </w:rPr>
+          <w:t>-table</w:t>
+        </w:r>
+      </w:hyperlink>
+    </w:p>
+    <w:p>
+      <w:pPr>
+        <w:spacing w:after="0"/>
+        <w:rPr>
+          <w:rFonts w:ascii="Verdana" w:hAnsi="Verdana"/>
+        </w:rPr>
+      </w:pPr>
+      <w:hyperlink r:id="rId22" w:history="1">
+        <w:r>
+          <w:rPr>
+            <w:rStyle w:val="Hipervnculo"/>
+            <w:rFonts w:ascii="Verdana" w:hAnsi="Verdana"/>
+            <w:color w:val="auto"/>
+            <w:u w:val="none"/>
+          </w:rPr>
+          <w:t xml:space="preserve">46 - Angular Material: Tablas - </w:t>
+        </w:r>
+        <w:proofErr w:type="spellStart"/>
+        <w:r>
+          <w:rPr>
+            <w:rStyle w:val="Hipervnculo"/>
+            <w:rFonts w:ascii="Verdana" w:hAnsi="Verdana"/>
+            <w:color w:val="auto"/>
+            <w:u w:val="none"/>
+          </w:rPr>
+          <w:t>mat</w:t>
+        </w:r>
+        <w:proofErr w:type="spellEnd"/>
+        <w:r>
+          <w:rPr>
+            <w:rStyle w:val="Hipervnculo"/>
+            <w:rFonts w:ascii="Verdana" w:hAnsi="Verdana"/>
+            <w:color w:val="auto"/>
+            <w:u w:val="none"/>
+          </w:rPr>
+          <w:t xml:space="preserve">-table y </w:t>
+        </w:r>
+        <w:proofErr w:type="spellStart"/>
+        <w:r>
+          <w:rPr>
+            <w:rStyle w:val="Hipervnculo"/>
+            <w:rFonts w:ascii="Verdana" w:hAnsi="Verdana"/>
+            <w:color w:val="auto"/>
+            <w:u w:val="none"/>
+          </w:rPr>
+          <w:t>mat-paginator</w:t>
+        </w:r>
+        <w:proofErr w:type="spellEnd"/>
+      </w:hyperlink>
+    </w:p>
+    <w:p>
+      <w:pPr>
+        <w:spacing w:after="0"/>
+        <w:rPr>
+          <w:rFonts w:ascii="Verdana" w:hAnsi="Verdana"/>
+        </w:rPr>
+      </w:pPr>
+      <w:hyperlink r:id="rId23" w:history="1">
+        <w:r>
+          <w:rPr>
+            <w:rStyle w:val="Hipervnculo"/>
+            <w:rFonts w:ascii="Verdana" w:hAnsi="Verdana"/>
+            <w:color w:val="auto"/>
+            <w:u w:val="none"/>
+          </w:rPr>
+          <w:t xml:space="preserve">47 - Angular Material: Tablas - </w:t>
+        </w:r>
+        <w:proofErr w:type="spellStart"/>
+        <w:r>
+          <w:rPr>
+            <w:rStyle w:val="Hipervnculo"/>
+            <w:rFonts w:ascii="Verdana" w:hAnsi="Verdana"/>
+            <w:color w:val="auto"/>
+            <w:u w:val="none"/>
+          </w:rPr>
+          <w:t>mat</w:t>
+        </w:r>
+        <w:proofErr w:type="spellEnd"/>
+        <w:r>
+          <w:rPr>
+            <w:rStyle w:val="Hipervnculo"/>
+            <w:rFonts w:ascii="Verdana" w:hAnsi="Verdana"/>
+            <w:color w:val="auto"/>
+            <w:u w:val="none"/>
+          </w:rPr>
+          <w:t xml:space="preserve">-table y </w:t>
+        </w:r>
+        <w:proofErr w:type="spellStart"/>
+        <w:r>
+          <w:rPr>
+            <w:rStyle w:val="Hipervnculo"/>
+            <w:rFonts w:ascii="Verdana" w:hAnsi="Verdana"/>
+            <w:color w:val="auto"/>
+            <w:u w:val="none"/>
+          </w:rPr>
+          <w:t>matSort</w:t>
+        </w:r>
+        <w:proofErr w:type="spellEnd"/>
+      </w:hyperlink>
+    </w:p>
+    <w:p>
+      <w:pPr>
+        <w:spacing w:after="0"/>
+        <w:rPr>
+          <w:rFonts w:ascii="Verdana" w:hAnsi="Verdana"/>
+        </w:rPr>
+      </w:pPr>
+      <w:hyperlink r:id="rId24" w:history="1">
+        <w:r>
+          <w:rPr>
+            <w:rStyle w:val="Hipervnculo"/>
+            <w:rFonts w:ascii="Verdana" w:hAnsi="Verdana"/>
+            <w:color w:val="auto"/>
+            <w:u w:val="none"/>
+          </w:rPr>
+          <w:t>48 - Angular Material: Tablas - mat-table y filtrar datos</w:t>
+        </w:r>
+      </w:hyperlink>
+    </w:p>
+    <w:p>
+      <w:pPr>
+        <w:spacing w:after="0"/>
+        <w:rPr>
+          <w:rFonts w:ascii="Verdana" w:hAnsi="Verdana"/>
+        </w:rPr>
+      </w:pPr>
+      <w:hyperlink r:id="rId25" w:history="1">
+        <w:r>
+          <w:rPr>
+            <w:rStyle w:val="Hipervnculo"/>
+            <w:rFonts w:ascii="Verdana" w:hAnsi="Verdana"/>
+            <w:color w:val="auto"/>
+            <w:u w:val="none"/>
+          </w:rPr>
+          <w:t xml:space="preserve">49 - Angular Material: Diálogos - </w:t>
+        </w:r>
+        <w:proofErr w:type="spellStart"/>
+        <w:r>
+          <w:rPr>
+            <w:rStyle w:val="Hipervnculo"/>
+            <w:rFonts w:ascii="Verdana" w:hAnsi="Verdana"/>
+            <w:color w:val="auto"/>
+            <w:u w:val="none"/>
+          </w:rPr>
+          <w:t>MatDialog</w:t>
+        </w:r>
+        <w:proofErr w:type="spellEnd"/>
+      </w:hyperlink>
+    </w:p>
+    <w:p>
+      <w:pPr>
+        <w:spacing w:after="0"/>
+        <w:rPr>
+          <w:rFonts w:ascii="Verdana" w:hAnsi="Verdana"/>
+        </w:rPr>
+      </w:pPr>
+      <w:hyperlink r:id="rId26" w:history="1">
+        <w:r>
+          <w:rPr>
+            <w:rStyle w:val="Hipervnculo"/>
+            <w:rFonts w:ascii="Verdana" w:hAnsi="Verdana"/>
+            <w:color w:val="auto"/>
+            <w:u w:val="none"/>
+          </w:rPr>
+          <w:t xml:space="preserve">50 - Angular Material: </w:t>
+        </w:r>
+        <w:proofErr w:type="spellStart"/>
+        <w:r>
+          <w:rPr>
+            <w:rStyle w:val="Hipervnculo"/>
+            <w:rFonts w:ascii="Verdana" w:hAnsi="Verdana"/>
+            <w:color w:val="auto"/>
+            <w:u w:val="none"/>
+          </w:rPr>
+          <w:t>Menu</w:t>
+        </w:r>
+        <w:proofErr w:type="spellEnd"/>
+        <w:r>
+          <w:rPr>
+            <w:rStyle w:val="Hipervnculo"/>
+            <w:rFonts w:ascii="Verdana" w:hAnsi="Verdana"/>
+            <w:color w:val="auto"/>
+            <w:u w:val="none"/>
+          </w:rPr>
+          <w:t xml:space="preserve"> - </w:t>
+        </w:r>
+        <w:proofErr w:type="spellStart"/>
+        <w:r>
+          <w:rPr>
+            <w:rStyle w:val="Hipervnculo"/>
+            <w:rFonts w:ascii="Verdana" w:hAnsi="Verdana"/>
+            <w:color w:val="auto"/>
+            <w:u w:val="none"/>
+          </w:rPr>
+          <w:t>mat-menu</w:t>
+        </w:r>
+        <w:proofErr w:type="spellEnd"/>
+      </w:hyperlink>
+    </w:p>
+    <w:p>
+      <w:pPr>
+        <w:spacing w:after="0"/>
+        <w:rPr>
+          <w:rFonts w:ascii="Verdana" w:hAnsi="Verdana"/>
+        </w:rPr>
+      </w:pPr>
+      <w:hyperlink r:id="rId27" w:history="1">
+        <w:r>
+          <w:rPr>
+            <w:rStyle w:val="Hipervnculo"/>
+            <w:rFonts w:ascii="Verdana" w:hAnsi="Verdana"/>
+            <w:color w:val="auto"/>
+            <w:u w:val="none"/>
+          </w:rPr>
+          <w:t>51 - Angular Material: Menu - mat-menu anidados</w:t>
+        </w:r>
+      </w:hyperlink>
+    </w:p>
+    <w:p>
+      <w:pPr>
+        <w:spacing w:after="0"/>
+        <w:rPr>
+          <w:rFonts w:ascii="Verdana" w:hAnsi="Verdana"/>
+        </w:rPr>
+      </w:pPr>
+      <w:hyperlink r:id="rId28" w:history="1">
+        <w:r>
+          <w:rPr>
+            <w:rStyle w:val="Hipervnculo"/>
+            <w:rFonts w:ascii="Verdana" w:hAnsi="Verdana"/>
+            <w:color w:val="auto"/>
+            <w:u w:val="none"/>
+          </w:rPr>
+          <w:t xml:space="preserve">52 - Angular Material: </w:t>
+        </w:r>
+        <w:proofErr w:type="spellStart"/>
+        <w:r>
+          <w:rPr>
+            <w:rStyle w:val="Hipervnculo"/>
+            <w:rFonts w:ascii="Verdana" w:hAnsi="Verdana"/>
+            <w:color w:val="auto"/>
+            <w:u w:val="none"/>
+          </w:rPr>
+          <w:t>Menu</w:t>
+        </w:r>
+        <w:proofErr w:type="spellEnd"/>
+        <w:r>
+          <w:rPr>
+            <w:rStyle w:val="Hipervnculo"/>
+            <w:rFonts w:ascii="Verdana" w:hAnsi="Verdana"/>
+            <w:color w:val="auto"/>
+            <w:u w:val="none"/>
+          </w:rPr>
+          <w:t xml:space="preserve"> - </w:t>
+        </w:r>
+        <w:proofErr w:type="spellStart"/>
+        <w:r>
+          <w:rPr>
+            <w:rStyle w:val="Hipervnculo"/>
+            <w:rFonts w:ascii="Verdana" w:hAnsi="Verdana"/>
+            <w:color w:val="auto"/>
+            <w:u w:val="none"/>
+          </w:rPr>
+          <w:t>mat-card</w:t>
+        </w:r>
+        <w:proofErr w:type="spellEnd"/>
+      </w:hyperlink>
+    </w:p>
+    <w:p>
+      <w:pPr>
+        <w:spacing w:after="0"/>
+        <w:rPr>
+          <w:rFonts w:ascii="Verdana" w:hAnsi="Verdana"/>
+        </w:rPr>
+      </w:pPr>
+      <w:hyperlink r:id="rId29" w:history="1">
+        <w:r>
+          <w:rPr>
+            <w:rStyle w:val="Hipervnculo"/>
+            <w:rFonts w:ascii="Verdana" w:hAnsi="Verdana"/>
+            <w:color w:val="auto"/>
+            <w:u w:val="none"/>
+          </w:rPr>
+          <w:t xml:space="preserve">53 - Angular Material: </w:t>
+        </w:r>
+        <w:proofErr w:type="spellStart"/>
+        <w:r>
+          <w:rPr>
+            <w:rStyle w:val="Hipervnculo"/>
+            <w:rFonts w:ascii="Verdana" w:hAnsi="Verdana"/>
+            <w:color w:val="auto"/>
+            <w:u w:val="none"/>
+          </w:rPr>
+          <w:t>Menu</w:t>
+        </w:r>
+        <w:proofErr w:type="spellEnd"/>
+        <w:r>
+          <w:rPr>
+            <w:rStyle w:val="Hipervnculo"/>
+            <w:rFonts w:ascii="Verdana" w:hAnsi="Verdana"/>
+            <w:color w:val="auto"/>
+            <w:u w:val="none"/>
+          </w:rPr>
+          <w:t xml:space="preserve"> - </w:t>
+        </w:r>
+        <w:proofErr w:type="spellStart"/>
+        <w:r>
+          <w:rPr>
+            <w:rStyle w:val="Hipervnculo"/>
+            <w:rFonts w:ascii="Verdana" w:hAnsi="Verdana"/>
+            <w:color w:val="auto"/>
+            <w:u w:val="none"/>
+          </w:rPr>
+          <w:t>mat-toolbar</w:t>
+        </w:r>
+        <w:proofErr w:type="spellEnd"/>
       </w:hyperlink>
     </w:p>
     <w:p>
@@ -418,214 +1107,37 @@
           <w:lang w:val="en-US"/>
         </w:rPr>
       </w:pPr>
-      <w:hyperlink r:id="rId20" w:history="1">
-        <w:r>
-          <w:rPr>
-            <w:rStyle w:val="Hipervnculo"/>
-            <w:rFonts w:ascii="Verdana" w:hAnsi="Verdana"/>
-            <w:color w:val="auto"/>
-            <w:u w:val="none"/>
-            <w:lang w:val="en-US"/>
-          </w:rPr>
-          <w:t>44 - Angular Material: Layout - tabs</w:t>
-        </w:r>
-      </w:hyperlink>
-    </w:p>
-    <w:p>
-      <w:pPr>
-        <w:spacing w:after="0"/>
-        <w:rPr>
-          <w:rFonts w:ascii="Verdana" w:hAnsi="Verdana"/>
+      <w:r>
+        <w:fldChar w:fldCharType="begin"/>
+      </w:r>
+      <w:r>
+        <w:rPr>
           <w:lang w:val="en-US"/>
         </w:rPr>
-      </w:pPr>
-      <w:hyperlink r:id="rId21" w:history="1">
-        <w:r>
-          <w:rPr>
-            <w:rStyle w:val="Hipervnculo"/>
-            <w:rFonts w:ascii="Verdana" w:hAnsi="Verdana"/>
-            <w:color w:val="auto"/>
-            <w:u w:val="none"/>
-            <w:lang w:val="en-US"/>
-          </w:rPr>
-          <w:t>45 - Angular Material: Tablas - mat-table</w:t>
-        </w:r>
-      </w:hyperlink>
-    </w:p>
-    <w:p>
-      <w:pPr>
-        <w:spacing w:after="0"/>
-        <w:rPr>
-          <w:rFonts w:ascii="Verdana" w:hAnsi="Verdana"/>
+        <w:instrText>HYPERLINK "https://www.tutorialesprogramacionya.com/angularya/detalleconcepto.php?punto=54&amp;codigo=54&amp;inicio=40"</w:instrText>
+      </w:r>
+      <w:r>
+        <w:fldChar w:fldCharType="separate"/>
+      </w:r>
+      <w:r>
+        <w:rPr>
+          <w:rStyle w:val="Hipervnculo"/>
+          <w:rFonts w:ascii="Verdana" w:hAnsi="Verdana"/>
+          <w:color w:val="auto"/>
+          <w:u w:val="none"/>
           <w:lang w:val="en-US"/>
         </w:rPr>
-      </w:pPr>
-      <w:hyperlink r:id="rId22" w:history="1">
-        <w:r>
-          <w:rPr>
-            <w:rStyle w:val="Hipervnculo"/>
-            <w:rFonts w:ascii="Verdana" w:hAnsi="Verdana"/>
-            <w:color w:val="auto"/>
-            <w:u w:val="none"/>
-            <w:lang w:val="en-US"/>
-          </w:rPr>
-          <w:t>46 - Angular Material: Tablas - mat-table y mat-paginator</w:t>
-        </w:r>
-      </w:hyperlink>
-    </w:p>
-    <w:p>
-      <w:pPr>
-        <w:spacing w:after="0"/>
-        <w:rPr>
-          <w:rFonts w:ascii="Verdana" w:hAnsi="Verdana"/>
-          <w:lang w:val="en-US"/>
-        </w:rPr>
-      </w:pPr>
-      <w:hyperlink r:id="rId23" w:history="1">
-        <w:r>
-          <w:rPr>
-            <w:rStyle w:val="Hipervnculo"/>
-            <w:rFonts w:ascii="Verdana" w:hAnsi="Verdana"/>
-            <w:color w:val="auto"/>
-            <w:u w:val="none"/>
-            <w:lang w:val="en-US"/>
-          </w:rPr>
-          <w:t>47 - Angular Material: Tablas - mat-table y matSort</w:t>
-        </w:r>
-      </w:hyperlink>
-    </w:p>
-    <w:p>
-      <w:pPr>
-        <w:spacing w:after="0"/>
-        <w:rPr>
-          <w:rFonts w:ascii="Verdana" w:hAnsi="Verdana"/>
-          <w:lang w:val="en-US"/>
-        </w:rPr>
-      </w:pPr>
-      <w:hyperlink r:id="rId24" w:history="1">
-        <w:r>
-          <w:rPr>
-            <w:rStyle w:val="Hipervnculo"/>
-            <w:rFonts w:ascii="Verdana" w:hAnsi="Verdana"/>
-            <w:color w:val="auto"/>
-            <w:u w:val="none"/>
-            <w:lang w:val="en-US"/>
-          </w:rPr>
-          <w:t>48 - Angular Material: Tablas - mat-table y filtrar datos</w:t>
-        </w:r>
-      </w:hyperlink>
-    </w:p>
-    <w:p>
-      <w:pPr>
-        <w:spacing w:after="0"/>
-        <w:rPr>
-          <w:rFonts w:ascii="Verdana" w:hAnsi="Verdana"/>
-          <w:lang w:val="en-US"/>
-        </w:rPr>
-      </w:pPr>
-      <w:hyperlink r:id="rId25" w:history="1">
-        <w:r>
-          <w:rPr>
-            <w:rStyle w:val="Hipervnculo"/>
-            <w:rFonts w:ascii="Verdana" w:hAnsi="Verdana"/>
-            <w:color w:val="auto"/>
-            <w:u w:val="none"/>
-            <w:lang w:val="en-US"/>
-          </w:rPr>
-          <w:t>49 - Angular Material: Diálogos - MatDialog</w:t>
-        </w:r>
-      </w:hyperlink>
-    </w:p>
-    <w:p>
-      <w:pPr>
-        <w:spacing w:after="0"/>
-        <w:rPr>
-          <w:rFonts w:ascii="Verdana" w:hAnsi="Verdana"/>
-          <w:lang w:val="en-US"/>
-        </w:rPr>
-      </w:pPr>
-      <w:hyperlink r:id="rId26" w:history="1">
-        <w:r>
-          <w:rPr>
-            <w:rStyle w:val="Hipervnculo"/>
-            <w:rFonts w:ascii="Verdana" w:hAnsi="Verdana"/>
-            <w:color w:val="auto"/>
-            <w:u w:val="none"/>
-            <w:lang w:val="en-US"/>
-          </w:rPr>
-          <w:t>50 - Angular Material: Menu - mat-menu</w:t>
-        </w:r>
-      </w:hyperlink>
-    </w:p>
-    <w:p>
-      <w:pPr>
-        <w:spacing w:after="0"/>
-        <w:rPr>
-          <w:rFonts w:ascii="Verdana" w:hAnsi="Verdana"/>
-          <w:lang w:val="en-US"/>
-        </w:rPr>
-      </w:pPr>
-      <w:hyperlink r:id="rId27" w:history="1">
-        <w:r>
-          <w:rPr>
-            <w:rStyle w:val="Hipervnculo"/>
-            <w:rFonts w:ascii="Verdana" w:hAnsi="Verdana"/>
-            <w:color w:val="auto"/>
-            <w:u w:val="none"/>
-            <w:lang w:val="en-US"/>
-          </w:rPr>
-          <w:t>51 - Angular Material: Menu - mat-menu anidados</w:t>
-        </w:r>
-      </w:hyperlink>
-    </w:p>
-    <w:p>
-      <w:pPr>
-        <w:spacing w:after="0"/>
-        <w:rPr>
-          <w:rFonts w:ascii="Verdana" w:hAnsi="Verdana"/>
-          <w:lang w:val="en-US"/>
-        </w:rPr>
-      </w:pPr>
-      <w:hyperlink r:id="rId28" w:history="1">
-        <w:r>
-          <w:rPr>
-            <w:rStyle w:val="Hipervnculo"/>
-            <w:rFonts w:ascii="Verdana" w:hAnsi="Verdana"/>
-            <w:color w:val="auto"/>
-            <w:u w:val="none"/>
-            <w:lang w:val="en-US"/>
-          </w:rPr>
-          <w:t>52 - Angular Material: Menu - mat-card</w:t>
-        </w:r>
-      </w:hyperlink>
-    </w:p>
-    <w:p>
-      <w:pPr>
-        <w:spacing w:after="0"/>
-        <w:rPr>
-          <w:rFonts w:ascii="Verdana" w:hAnsi="Verdana"/>
-          <w:lang w:val="en-US"/>
-        </w:rPr>
-      </w:pPr>
-      <w:hyperlink r:id="rId29" w:history="1">
-        <w:r>
-          <w:rPr>
-            <w:rStyle w:val="Hipervnculo"/>
-            <w:rFonts w:ascii="Verdana" w:hAnsi="Verdana"/>
-            <w:color w:val="auto"/>
-            <w:u w:val="none"/>
-            <w:lang w:val="en-US"/>
-          </w:rPr>
-          <w:t>53 - Angular Material: Menu - mat-toolbar</w:t>
-        </w:r>
-      </w:hyperlink>
-    </w:p>
-    <w:p>
-      <w:pPr>
-        <w:spacing w:after="0"/>
-        <w:rPr>
-          <w:rFonts w:ascii="Verdana" w:hAnsi="Verdana"/>
-          <w:lang w:val="en-US"/>
+        <w:t>54 - Angular Material: Panel - mat-expansion-panel</w:t>
+      </w:r>
+      <w:r>
+        <w:fldChar w:fldCharType="end"/>
+      </w:r>
+    </w:p>
+    <w:p>
+      <w:pPr>
+        <w:spacing w:after="0"/>
+        <w:rPr>
+          <w:rFonts w:ascii="Verdana" w:hAnsi="Verdana"/>
         </w:rPr>
       </w:pPr>
       <w:hyperlink r:id="rId30" w:history="1">
@@ -635,26 +1147,6 @@
             <w:rFonts w:ascii="Verdana" w:hAnsi="Verdana"/>
             <w:color w:val="auto"/>
             <w:u w:val="none"/>
-            <w:lang w:val="en-US"/>
-          </w:rPr>
-          <w:t>54 - Angular Material: Panel - mat-expansion-panel</w:t>
-        </w:r>
-      </w:hyperlink>
-    </w:p>
-    <w:p>
-      <w:pPr>
-        <w:spacing w:after="0"/>
-        <w:rPr>
-          <w:rFonts w:ascii="Verdana" w:hAnsi="Verdana"/>
-        </w:rPr>
-      </w:pPr>
-      <w:hyperlink r:id="rId31" w:history="1">
-        <w:r>
-          <w:rPr>
-            <w:rStyle w:val="Hipervnculo"/>
-            <w:rFonts w:ascii="Verdana" w:hAnsi="Verdana"/>
-            <w:color w:val="auto"/>
-            <w:u w:val="none"/>
           </w:rPr>
           <w:t>55 - Angular Material: - otras componentes</w:t>
         </w:r>
@@ -675,25 +1167,50 @@
           <w:rFonts w:ascii="Verdana" w:hAnsi="Verdana"/>
         </w:rPr>
       </w:pPr>
+      <w:proofErr w:type="spellStart"/>
       <w:r>
         <w:rPr>
           <w:rFonts w:ascii="Verdana" w:hAnsi="Verdana"/>
         </w:rPr>
         <w:t>Ngx-bootstrap</w:t>
       </w:r>
+      <w:proofErr w:type="spellEnd"/>
       <w:r>
         <w:rPr>
           <w:rFonts w:ascii="Verdana" w:hAnsi="Verdana"/>
         </w:rPr>
-        <w:t xml:space="preserve"> (verlo a mas profundidad</w:t>
+        <w:t xml:space="preserve"> (verlo a </w:t>
+      </w:r>
+      <w:proofErr w:type="spellStart"/>
+      <w:r>
+        <w:rPr>
+          <w:rFonts w:ascii="Verdana" w:hAnsi="Verdana"/>
+        </w:rPr>
+        <w:t>mas</w:t>
+      </w:r>
+      <w:proofErr w:type="spellEnd"/>
+      <w:r>
+        <w:rPr>
+          <w:rFonts w:ascii="Verdana" w:hAnsi="Verdana"/>
+        </w:rPr>
+        <w:t xml:space="preserve"> profundidad</w:t>
       </w:r>
       <w:r>
         <w:rPr>
           <w:rFonts w:ascii="Verdana" w:hAnsi="Verdana"/>
           <w:u w:val="single"/>
         </w:rPr>
-        <w:t xml:space="preserve"> tutoriales point</w:t>
+        <w:t xml:space="preserve"> tutoriales </w:t>
       </w:r>
+      <w:proofErr w:type="spellStart"/>
+      <w:r>
+        <w:rPr>
+          <w:rFonts w:ascii="Verdana" w:hAnsi="Verdana"/>
+          <w:u w:val="single"/>
+        </w:rPr>
+        <w:t>point</w:t>
+      </w:r>
+      <w:proofErr w:type="spellEnd"/>
       <w:r>
         <w:rPr>
           <w:rFonts w:ascii="Verdana" w:hAnsi="Verdana"/>
@@ -708,6 +1225,25 @@
           <w:rFonts w:ascii="Verdana" w:hAnsi="Verdana"/>
         </w:rPr>
       </w:pPr>
+      <w:hyperlink r:id="rId31" w:history="1">
+        <w:r>
+          <w:rPr>
+            <w:rStyle w:val="Hipervnculo"/>
+            <w:rFonts w:ascii="Verdana" w:hAnsi="Verdana"/>
+            <w:color w:val="auto"/>
+            <w:u w:val="none"/>
+          </w:rPr>
+          <w:t>65 - Angular e instalación de Bootstrap original</w:t>
+        </w:r>
+      </w:hyperlink>
+    </w:p>
+    <w:p>
+      <w:pPr>
+        <w:spacing w:after="0"/>
+        <w:rPr>
+          <w:rFonts w:ascii="Verdana" w:hAnsi="Verdana"/>
+        </w:rPr>
+      </w:pPr>
       <w:hyperlink r:id="rId32" w:history="1">
         <w:r>
           <w:rPr>
@@ -716,8 +1252,19 @@
             <w:color w:val="auto"/>
             <w:u w:val="none"/>
           </w:rPr>
-          <w:t>65 - Angular e instalación de Bootstrap original</w:t>
-        </w:r>
+          <w:t xml:space="preserve">66 - Angular y Bootstrap - creación de una componente: </w:t>
+        </w:r>
+        <w:proofErr w:type="spellStart"/>
+        <w:r>
+          <w:rPr>
+            <w:rStyle w:val="Hipervnculo"/>
+            <w:rFonts w:ascii="Verdana" w:hAnsi="Verdana"/>
+            <w:color w:val="auto"/>
+            <w:u w:val="none"/>
+          </w:rPr>
+          <w:t>barrademenu</w:t>
+        </w:r>
+        <w:proofErr w:type="spellEnd"/>
       </w:hyperlink>
     </w:p>
     <w:p>
@@ -735,7 +1282,7 @@
             <w:color w:val="auto"/>
             <w:u w:val="none"/>
           </w:rPr>
-          <w:t>66 - Angular y Bootstrap - creación de una componente: barrademenu</w:t>
+          <w:t>67 - Angular y Bootstrap - creación de una componente: alerta</w:t>
         </w:r>
       </w:hyperlink>
     </w:p>
@@ -754,7 +1301,7 @@
             <w:color w:val="auto"/>
             <w:u w:val="none"/>
           </w:rPr>
-          <w:t>67 - Angular y Bootstrap - creación de una componente: alerta</w:t>
+          <w:t>68 - Angular y Bootstrap - creación de una componente: tabla</w:t>
         </w:r>
       </w:hyperlink>
     </w:p>
@@ -773,7 +1320,7 @@
             <w:color w:val="auto"/>
             <w:u w:val="none"/>
           </w:rPr>
-          <w:t>68 - Angular y Bootstrap - creación de una componente: tabla</w:t>
+          <w:t>69 - Angular y Bootstrap - creación de una componente: tarjeta</w:t>
         </w:r>
       </w:hyperlink>
     </w:p>
@@ -792,8 +1339,39 @@
             <w:color w:val="auto"/>
             <w:u w:val="none"/>
           </w:rPr>
-          <w:t>69 - Angular y Bootstrap - creación de una componente: tarjeta</w:t>
-        </w:r>
+          <w:t>70 - ng-</w:t>
+        </w:r>
+        <w:proofErr w:type="spellStart"/>
+        <w:r>
+          <w:rPr>
+            <w:rStyle w:val="Hipervnculo"/>
+            <w:rFonts w:ascii="Verdana" w:hAnsi="Verdana"/>
+            <w:color w:val="auto"/>
+            <w:u w:val="none"/>
+          </w:rPr>
+          <w:t>bootstrap</w:t>
+        </w:r>
+        <w:proofErr w:type="spellEnd"/>
+        <w:r>
+          <w:rPr>
+            <w:rStyle w:val="Hipervnculo"/>
+            <w:rFonts w:ascii="Verdana" w:hAnsi="Verdana"/>
+            <w:color w:val="auto"/>
+            <w:u w:val="none"/>
+          </w:rPr>
+          <w:t xml:space="preserve"> y </w:t>
+        </w:r>
+        <w:proofErr w:type="spellStart"/>
+        <w:r>
+          <w:rPr>
+            <w:rStyle w:val="Hipervnculo"/>
+            <w:rFonts w:ascii="Verdana" w:hAnsi="Verdana"/>
+            <w:color w:val="auto"/>
+            <w:u w:val="none"/>
+          </w:rPr>
+          <w:t>ngx-bootstrap</w:t>
+        </w:r>
+        <w:proofErr w:type="spellEnd"/>
       </w:hyperlink>
     </w:p>
     <w:p>
@@ -811,7 +1389,27 @@
             <w:color w:val="auto"/>
             <w:u w:val="none"/>
           </w:rPr>
-          <w:t>70 - ng-bootstrap y ngx-bootstrap</w:t>
+          <w:t>71 - ng-</w:t>
+        </w:r>
+        <w:proofErr w:type="spellStart"/>
+        <w:r>
+          <w:rPr>
+            <w:rStyle w:val="Hipervnculo"/>
+            <w:rFonts w:ascii="Verdana" w:hAnsi="Verdana"/>
+            <w:color w:val="auto"/>
+            <w:u w:val="none"/>
+          </w:rPr>
+          <w:t>bootstrap</w:t>
+        </w:r>
+        <w:proofErr w:type="spellEnd"/>
+        <w:r>
+          <w:rPr>
+            <w:rStyle w:val="Hipervnculo"/>
+            <w:rFonts w:ascii="Verdana" w:hAnsi="Verdana"/>
+            <w:color w:val="auto"/>
+            <w:u w:val="none"/>
+          </w:rPr>
+          <w:t xml:space="preserve"> - Creación de un proyecto</w:t>
         </w:r>
       </w:hyperlink>
     </w:p>
@@ -830,26 +1428,27 @@
             <w:color w:val="auto"/>
             <w:u w:val="none"/>
           </w:rPr>
-          <w:t>71 - ng-bootstrap - Creación de un proyecto</w:t>
-        </w:r>
-      </w:hyperlink>
-    </w:p>
-    <w:p>
-      <w:pPr>
-        <w:spacing w:after="0"/>
-        <w:rPr>
-          <w:rFonts w:ascii="Verdana" w:hAnsi="Verdana"/>
-        </w:rPr>
-      </w:pPr>
-      <w:hyperlink r:id="rId39" w:history="1">
-        <w:r>
-          <w:rPr>
-            <w:rStyle w:val="Hipervnculo"/>
-            <w:rFonts w:ascii="Verdana" w:hAnsi="Verdana"/>
-            <w:color w:val="auto"/>
-            <w:u w:val="none"/>
-          </w:rPr>
-          <w:t>72 - ngx-bootstrap - Creación de un proyecto</w:t>
+          <w:t xml:space="preserve">72 - </w:t>
+        </w:r>
+        <w:proofErr w:type="spellStart"/>
+        <w:r>
+          <w:rPr>
+            <w:rStyle w:val="Hipervnculo"/>
+            <w:rFonts w:ascii="Verdana" w:hAnsi="Verdana"/>
+            <w:color w:val="auto"/>
+            <w:u w:val="none"/>
+          </w:rPr>
+          <w:t>ngx-bootstrap</w:t>
+        </w:r>
+        <w:proofErr w:type="spellEnd"/>
+        <w:r>
+          <w:rPr>
+            <w:rStyle w:val="Hipervnculo"/>
+            <w:rFonts w:ascii="Verdana" w:hAnsi="Verdana"/>
+            <w:color w:val="auto"/>
+            <w:u w:val="none"/>
+          </w:rPr>
+          <w:t xml:space="preserve"> - Creación de un proyecto</w:t>
         </w:r>
       </w:hyperlink>
     </w:p>
@@ -896,6 +1495,26 @@
           <w:rFonts w:ascii="Verdana" w:hAnsi="Verdana"/>
         </w:rPr>
       </w:pPr>
+      <w:hyperlink r:id="rId39" w:history="1">
+        <w:r>
+          <w:rPr>
+            <w:rStyle w:val="Hipervnculo"/>
+            <w:rFonts w:ascii="Verdana" w:hAnsi="Verdana"/>
+            <w:color w:val="auto"/>
+            <w:highlight w:val="yellow"/>
+            <w:u w:val="none"/>
+          </w:rPr>
+          <w:t>9 - Componentes: pasar datos de la componente padre a la componente hija</w:t>
+        </w:r>
+      </w:hyperlink>
+    </w:p>
+    <w:p>
+      <w:pPr>
+        <w:spacing w:after="0"/>
+        <w:rPr>
+          <w:rFonts w:ascii="Verdana" w:hAnsi="Verdana"/>
+        </w:rPr>
+      </w:pPr>
       <w:hyperlink r:id="rId40" w:history="1">
         <w:r>
           <w:rPr>
@@ -905,15 +1524,16 @@
             <w:highlight w:val="yellow"/>
             <w:u w:val="none"/>
           </w:rPr>
-          <w:t>9 - Componentes: pasar datos de la componente padre a la componente hija</w:t>
-        </w:r>
-      </w:hyperlink>
-    </w:p>
-    <w:p>
-      <w:pPr>
-        <w:spacing w:after="0"/>
-        <w:rPr>
-          <w:rFonts w:ascii="Verdana" w:hAnsi="Verdana"/>
+          <w:t>10 - Componentes: disparo de eventos de la componente hija a la componente padre</w:t>
+        </w:r>
+      </w:hyperlink>
+    </w:p>
+    <w:p>
+      <w:pPr>
+        <w:spacing w:after="0"/>
+        <w:rPr>
+          <w:rFonts w:ascii="Verdana" w:hAnsi="Verdana"/>
+          <w:highlight w:val="yellow"/>
         </w:rPr>
       </w:pPr>
       <w:hyperlink r:id="rId41" w:history="1">
@@ -925,16 +1545,37 @@
             <w:highlight w:val="yellow"/>
             <w:u w:val="none"/>
           </w:rPr>
-          <w:t>10 - Componentes: disparo de eventos de la componente hija a la componente padre</w:t>
-        </w:r>
-      </w:hyperlink>
-    </w:p>
-    <w:p>
-      <w:pPr>
-        <w:spacing w:after="0"/>
-        <w:rPr>
-          <w:rFonts w:ascii="Verdana" w:hAnsi="Verdana"/>
-          <w:highlight w:val="yellow"/>
+          <w:t xml:space="preserve">11 - Componentes: llamar a métodos de la componente hija desde el </w:t>
+        </w:r>
+        <w:proofErr w:type="spellStart"/>
+        <w:r>
+          <w:rPr>
+            <w:rStyle w:val="Hipervnculo"/>
+            <w:rFonts w:ascii="Verdana" w:hAnsi="Verdana"/>
+            <w:color w:val="auto"/>
+            <w:highlight w:val="yellow"/>
+            <w:u w:val="none"/>
+          </w:rPr>
+          <w:t>template</w:t>
+        </w:r>
+        <w:proofErr w:type="spellEnd"/>
+        <w:r>
+          <w:rPr>
+            <w:rStyle w:val="Hipervnculo"/>
+            <w:rFonts w:ascii="Verdana" w:hAnsi="Verdana"/>
+            <w:color w:val="auto"/>
+            <w:highlight w:val="yellow"/>
+            <w:u w:val="none"/>
+          </w:rPr>
+          <w:t xml:space="preserve"> del padre</w:t>
+        </w:r>
+      </w:hyperlink>
+    </w:p>
+    <w:p>
+      <w:pPr>
+        <w:spacing w:after="0"/>
+        <w:rPr>
+          <w:rFonts w:ascii="Verdana" w:hAnsi="Verdana"/>
         </w:rPr>
       </w:pPr>
       <w:hyperlink r:id="rId42" w:history="1">
@@ -946,7 +1587,7 @@
             <w:highlight w:val="yellow"/>
             <w:u w:val="none"/>
           </w:rPr>
-          <w:t>11 - Componentes: llamar a métodos de la componente hija desde el template del padre</w:t>
+          <w:t>12 - Componentes: llamar a métodos de la componente hija desde la clase padre</w:t>
         </w:r>
       </w:hyperlink>
     </w:p>
@@ -966,27 +1607,51 @@
             <w:highlight w:val="yellow"/>
             <w:u w:val="none"/>
           </w:rPr>
-          <w:t>12 - Componentes: llamar a métodos de la componente hija desde la clase padre</w:t>
-        </w:r>
-      </w:hyperlink>
-    </w:p>
-    <w:p>
-      <w:pPr>
-        <w:spacing w:after="0"/>
-        <w:rPr>
-          <w:rFonts w:ascii="Verdana" w:hAnsi="Verdana"/>
-        </w:rPr>
-      </w:pPr>
-      <w:hyperlink r:id="rId44" w:history="1">
-        <w:r>
-          <w:rPr>
-            <w:rStyle w:val="Hipervnculo"/>
-            <w:rFonts w:ascii="Verdana" w:hAnsi="Verdana"/>
-            <w:color w:val="auto"/>
-            <w:highlight w:val="yellow"/>
-            <w:u w:val="none"/>
-          </w:rPr>
-          <w:t>13 - Componentes: enlace de propiedades (Property Binding)</w:t>
+          <w:t>13 - Componentes: enlace de propiedades (</w:t>
+        </w:r>
+        <w:proofErr w:type="spellStart"/>
+        <w:r>
+          <w:rPr>
+            <w:rStyle w:val="Hipervnculo"/>
+            <w:rFonts w:ascii="Verdana" w:hAnsi="Verdana"/>
+            <w:color w:val="auto"/>
+            <w:highlight w:val="yellow"/>
+            <w:u w:val="none"/>
+          </w:rPr>
+          <w:t>Property</w:t>
+        </w:r>
+        <w:proofErr w:type="spellEnd"/>
+        <w:r>
+          <w:rPr>
+            <w:rStyle w:val="Hipervnculo"/>
+            <w:rFonts w:ascii="Verdana" w:hAnsi="Verdana"/>
+            <w:color w:val="auto"/>
+            <w:highlight w:val="yellow"/>
+            <w:u w:val="none"/>
+          </w:rPr>
+          <w:t xml:space="preserve"> </w:t>
+        </w:r>
+        <w:proofErr w:type="spellStart"/>
+        <w:r>
+          <w:rPr>
+            <w:rStyle w:val="Hipervnculo"/>
+            <w:rFonts w:ascii="Verdana" w:hAnsi="Verdana"/>
+            <w:color w:val="auto"/>
+            <w:highlight w:val="yellow"/>
+            <w:u w:val="none"/>
+          </w:rPr>
+          <w:t>Binding</w:t>
+        </w:r>
+        <w:proofErr w:type="spellEnd"/>
+        <w:r>
+          <w:rPr>
+            <w:rStyle w:val="Hipervnculo"/>
+            <w:rFonts w:ascii="Verdana" w:hAnsi="Verdana"/>
+            <w:color w:val="auto"/>
+            <w:highlight w:val="yellow"/>
+            <w:u w:val="none"/>
+          </w:rPr>
+          <w:t>)</w:t>
         </w:r>
       </w:hyperlink>
     </w:p>
@@ -1019,24 +1684,91 @@
           <w:rFonts w:ascii="Verdana" w:hAnsi="Verdana"/>
         </w:rPr>
       </w:pPr>
+      <w:hyperlink r:id="rId44" w:history="1">
+        <w:r>
+          <w:rPr>
+            <w:rStyle w:val="Hipervnculo"/>
+            <w:rFonts w:ascii="Verdana" w:hAnsi="Verdana"/>
+            <w:color w:val="auto"/>
+            <w:highlight w:val="yellow"/>
+            <w:u w:val="none"/>
+          </w:rPr>
+          <w:t xml:space="preserve">7 - Directiva </w:t>
+        </w:r>
+        <w:proofErr w:type="spellStart"/>
+        <w:r>
+          <w:rPr>
+            <w:rStyle w:val="Hipervnculo"/>
+            <w:rFonts w:ascii="Verdana" w:hAnsi="Verdana"/>
+            <w:color w:val="auto"/>
+            <w:highlight w:val="yellow"/>
+            <w:u w:val="none"/>
+          </w:rPr>
+          <w:t>ngModel</w:t>
+        </w:r>
+        <w:proofErr w:type="spellEnd"/>
+      </w:hyperlink>
+    </w:p>
+    <w:p>
+      <w:pPr>
+        <w:spacing w:after="0"/>
+        <w:rPr>
+          <w:rFonts w:ascii="Verdana" w:hAnsi="Verdana"/>
+          <w:u w:val="single"/>
+        </w:rPr>
+      </w:pPr>
       <w:hyperlink r:id="rId45" w:history="1">
         <w:r>
           <w:rPr>
             <w:rStyle w:val="Hipervnculo"/>
             <w:rFonts w:ascii="Verdana" w:hAnsi="Verdana"/>
             <w:color w:val="auto"/>
-            <w:u w:val="none"/>
-          </w:rPr>
-          <w:t>7 - Directiva ngModel</w:t>
-        </w:r>
-      </w:hyperlink>
-    </w:p>
-    <w:p>
-      <w:pPr>
-        <w:spacing w:after="0"/>
-        <w:rPr>
-          <w:rFonts w:ascii="Verdana" w:hAnsi="Verdana"/>
-          <w:u w:val="single"/>
+            <w:highlight w:val="yellow"/>
+            <w:u w:val="none"/>
+          </w:rPr>
+          <w:t>5 - Directivas *</w:t>
+        </w:r>
+        <w:proofErr w:type="spellStart"/>
+        <w:r>
+          <w:rPr>
+            <w:rStyle w:val="Hipervnculo"/>
+            <w:rFonts w:ascii="Verdana" w:hAnsi="Verdana"/>
+            <w:color w:val="auto"/>
+            <w:highlight w:val="yellow"/>
+            <w:u w:val="none"/>
+          </w:rPr>
+          <w:t>ngIf</w:t>
+        </w:r>
+        <w:proofErr w:type="spellEnd"/>
+        <w:r>
+          <w:rPr>
+            <w:rStyle w:val="Hipervnculo"/>
+            <w:rFonts w:ascii="Verdana" w:hAnsi="Verdana"/>
+            <w:color w:val="auto"/>
+            <w:highlight w:val="yellow"/>
+            <w:u w:val="none"/>
+          </w:rPr>
+          <w:t xml:space="preserve"> y *</w:t>
+        </w:r>
+        <w:proofErr w:type="spellStart"/>
+        <w:r>
+          <w:rPr>
+            <w:rStyle w:val="Hipervnculo"/>
+            <w:rFonts w:ascii="Verdana" w:hAnsi="Verdana"/>
+            <w:color w:val="auto"/>
+            <w:highlight w:val="yellow"/>
+            <w:u w:val="none"/>
+          </w:rPr>
+          <w:t>ngFor</w:t>
+        </w:r>
+        <w:proofErr w:type="spellEnd"/>
+      </w:hyperlink>
+    </w:p>
+    <w:p>
+      <w:pPr>
+        <w:spacing w:after="0"/>
+        <w:rPr>
+          <w:rFonts w:ascii="Verdana" w:hAnsi="Verdana"/>
         </w:rPr>
       </w:pPr>
       <w:hyperlink r:id="rId46" w:history="1">
@@ -1045,9 +1777,32 @@
             <w:rStyle w:val="Hipervnculo"/>
             <w:rFonts w:ascii="Verdana" w:hAnsi="Verdana"/>
             <w:color w:val="auto"/>
-            <w:u w:val="none"/>
-          </w:rPr>
-          <w:t>5 - Directivas *ngIf y *ngFor</w:t>
+            <w:highlight w:val="yellow"/>
+            <w:u w:val="none"/>
+          </w:rPr>
+          <w:t>73 - Directiva estructural *</w:t>
+        </w:r>
+        <w:proofErr w:type="spellStart"/>
+        <w:r>
+          <w:rPr>
+            <w:rStyle w:val="Hipervnculo"/>
+            <w:rFonts w:ascii="Verdana" w:hAnsi="Verdana"/>
+            <w:color w:val="auto"/>
+            <w:highlight w:val="yellow"/>
+            <w:u w:val="none"/>
+          </w:rPr>
+          <w:t>ngFor</w:t>
+        </w:r>
+        <w:proofErr w:type="spellEnd"/>
+        <w:r>
+          <w:rPr>
+            <w:rStyle w:val="Hipervnculo"/>
+            <w:rFonts w:ascii="Verdana" w:hAnsi="Verdana"/>
+            <w:color w:val="auto"/>
+            <w:highlight w:val="yellow"/>
+            <w:u w:val="none"/>
+          </w:rPr>
+          <w:t xml:space="preserve"> - Sintaxis completa</w:t>
         </w:r>
       </w:hyperlink>
     </w:p>
@@ -1064,9 +1819,32 @@
             <w:rStyle w:val="Hipervnculo"/>
             <w:rFonts w:ascii="Verdana" w:hAnsi="Verdana"/>
             <w:color w:val="auto"/>
-            <w:u w:val="none"/>
-          </w:rPr>
-          <w:t>73 - Directiva estructural *ngFor - Sintaxis completa</w:t>
+            <w:highlight w:val="yellow"/>
+            <w:u w:val="none"/>
+          </w:rPr>
+          <w:t>74 - Directiva estructural *</w:t>
+        </w:r>
+        <w:proofErr w:type="spellStart"/>
+        <w:r>
+          <w:rPr>
+            <w:rStyle w:val="Hipervnculo"/>
+            <w:rFonts w:ascii="Verdana" w:hAnsi="Verdana"/>
+            <w:color w:val="auto"/>
+            <w:highlight w:val="yellow"/>
+            <w:u w:val="none"/>
+          </w:rPr>
+          <w:t>ngIf</w:t>
+        </w:r>
+        <w:proofErr w:type="spellEnd"/>
+        <w:r>
+          <w:rPr>
+            <w:rStyle w:val="Hipervnculo"/>
+            <w:rFonts w:ascii="Verdana" w:hAnsi="Verdana"/>
+            <w:color w:val="auto"/>
+            <w:highlight w:val="yellow"/>
+            <w:u w:val="none"/>
+          </w:rPr>
+          <w:t xml:space="preserve"> - Sintaxis completa</w:t>
         </w:r>
       </w:hyperlink>
     </w:p>
@@ -1083,9 +1861,76 @@
             <w:rStyle w:val="Hipervnculo"/>
             <w:rFonts w:ascii="Verdana" w:hAnsi="Verdana"/>
             <w:color w:val="auto"/>
-            <w:u w:val="none"/>
-          </w:rPr>
-          <w:t>74 - Directiva estructural *ngIf - Sintaxis completa</w:t>
+            <w:highlight w:val="yellow"/>
+            <w:u w:val="none"/>
+          </w:rPr>
+          <w:t>75 - Directivas estructurales *</w:t>
+        </w:r>
+        <w:proofErr w:type="spellStart"/>
+        <w:r>
+          <w:rPr>
+            <w:rStyle w:val="Hipervnculo"/>
+            <w:rFonts w:ascii="Verdana" w:hAnsi="Verdana"/>
+            <w:color w:val="auto"/>
+            <w:highlight w:val="yellow"/>
+            <w:u w:val="none"/>
+          </w:rPr>
+          <w:t>ngSwitchCase</w:t>
+        </w:r>
+        <w:proofErr w:type="spellEnd"/>
+        <w:r>
+          <w:rPr>
+            <w:rStyle w:val="Hipervnculo"/>
+            <w:rFonts w:ascii="Verdana" w:hAnsi="Verdana"/>
+            <w:color w:val="auto"/>
+            <w:highlight w:val="yellow"/>
+            <w:u w:val="none"/>
+          </w:rPr>
+          <w:t>, *</w:t>
+        </w:r>
+        <w:proofErr w:type="spellStart"/>
+        <w:r>
+          <w:rPr>
+            <w:rStyle w:val="Hipervnculo"/>
+            <w:rFonts w:ascii="Verdana" w:hAnsi="Verdana"/>
+            <w:color w:val="auto"/>
+            <w:highlight w:val="yellow"/>
+            <w:u w:val="none"/>
+          </w:rPr>
+          <w:t>ngSwitchDefault</w:t>
+        </w:r>
+        <w:proofErr w:type="spellEnd"/>
+        <w:r>
+          <w:rPr>
+            <w:rStyle w:val="Hipervnculo"/>
+            <w:rFonts w:ascii="Verdana" w:hAnsi="Verdana"/>
+            <w:color w:val="auto"/>
+            <w:highlight w:val="yellow"/>
+            <w:u w:val="none"/>
+          </w:rPr>
+          <w:t xml:space="preserve"> y </w:t>
+        </w:r>
+        <w:proofErr w:type="spellStart"/>
+        <w:r>
+          <w:rPr>
+            <w:rStyle w:val="Hipervnculo"/>
+            <w:rFonts w:ascii="Verdana" w:hAnsi="Verdana"/>
+            <w:color w:val="auto"/>
+            <w:highlight w:val="yellow"/>
+            <w:u w:val="none"/>
+          </w:rPr>
+          <w:t>ngSwitch</w:t>
+        </w:r>
+        <w:proofErr w:type="spellEnd"/>
+        <w:r>
+          <w:rPr>
+            <w:rStyle w:val="Hipervnculo"/>
+            <w:rFonts w:ascii="Verdana" w:hAnsi="Verdana"/>
+            <w:color w:val="auto"/>
+            <w:highlight w:val="yellow"/>
+            <w:u w:val="none"/>
+          </w:rPr>
+          <w:t xml:space="preserve"> - Sintaxis completa</w:t>
         </w:r>
       </w:hyperlink>
     </w:p>
@@ -1102,9 +1947,32 @@
             <w:rStyle w:val="Hipervnculo"/>
             <w:rFonts w:ascii="Verdana" w:hAnsi="Verdana"/>
             <w:color w:val="auto"/>
-            <w:u w:val="none"/>
-          </w:rPr>
-          <w:t>75 - Directivas estructurales *ngSwitchCase, *ngSwitchDefault y ngSwitch - Sintaxis completa</w:t>
+            <w:highlight w:val="yellow"/>
+            <w:u w:val="none"/>
+          </w:rPr>
+          <w:t>76 - Directiva de atributo [</w:t>
+        </w:r>
+        <w:proofErr w:type="spellStart"/>
+        <w:r>
+          <w:rPr>
+            <w:rStyle w:val="Hipervnculo"/>
+            <w:rFonts w:ascii="Verdana" w:hAnsi="Verdana"/>
+            <w:color w:val="auto"/>
+            <w:highlight w:val="yellow"/>
+            <w:u w:val="none"/>
+          </w:rPr>
+          <w:t>ngStyle</w:t>
+        </w:r>
+        <w:proofErr w:type="spellEnd"/>
+        <w:r>
+          <w:rPr>
+            <w:rStyle w:val="Hipervnculo"/>
+            <w:rFonts w:ascii="Verdana" w:hAnsi="Verdana"/>
+            <w:color w:val="auto"/>
+            <w:highlight w:val="yellow"/>
+            <w:u w:val="none"/>
+          </w:rPr>
+          <w:t>] y directivas para estilos individuales - Sintaxis completa</w:t>
         </w:r>
       </w:hyperlink>
     </w:p>
@@ -1121,17 +1989,41 @@
             <w:rStyle w:val="Hipervnculo"/>
             <w:rFonts w:ascii="Verdana" w:hAnsi="Verdana"/>
             <w:color w:val="auto"/>
-            <w:u w:val="none"/>
-          </w:rPr>
-          <w:t>76 - Directiva de atributo [ngStyle] y directivas para estilos individuales - Sintaxis completa</w:t>
-        </w:r>
-      </w:hyperlink>
-    </w:p>
-    <w:p>
-      <w:pPr>
-        <w:spacing w:after="0"/>
-        <w:rPr>
-          <w:rFonts w:ascii="Verdana" w:hAnsi="Verdana"/>
+            <w:highlight w:val="yellow"/>
+            <w:u w:val="none"/>
+          </w:rPr>
+          <w:t>77 - Directiva de atributo [</w:t>
+        </w:r>
+        <w:proofErr w:type="spellStart"/>
+        <w:r>
+          <w:rPr>
+            <w:rStyle w:val="Hipervnculo"/>
+            <w:rFonts w:ascii="Verdana" w:hAnsi="Verdana"/>
+            <w:color w:val="auto"/>
+            <w:highlight w:val="yellow"/>
+            <w:u w:val="none"/>
+          </w:rPr>
+          <w:t>ngClass</w:t>
+        </w:r>
+        <w:proofErr w:type="spellEnd"/>
+        <w:r>
+          <w:rPr>
+            <w:rStyle w:val="Hipervnculo"/>
+            <w:rFonts w:ascii="Verdana" w:hAnsi="Verdana"/>
+            <w:color w:val="auto"/>
+            <w:highlight w:val="yellow"/>
+            <w:u w:val="none"/>
+          </w:rPr>
+          <w:t>] y directivas para clases individuales - Sintaxis completa</w:t>
+        </w:r>
+      </w:hyperlink>
+    </w:p>
+    <w:p>
+      <w:pPr>
+        <w:spacing w:after="0"/>
+        <w:rPr>
+          <w:rFonts w:ascii="Verdana" w:hAnsi="Verdana"/>
+          <w:highlight w:val="yellow"/>
         </w:rPr>
       </w:pPr>
       <w:hyperlink r:id="rId51" w:history="1">
@@ -1140,17 +2032,19 @@
             <w:rStyle w:val="Hipervnculo"/>
             <w:rFonts w:ascii="Verdana" w:hAnsi="Verdana"/>
             <w:color w:val="auto"/>
-            <w:u w:val="none"/>
-          </w:rPr>
-          <w:t>77 - Directiva de atributo [ngClass] y directivas para clases individuales - Sintaxis completa</w:t>
-        </w:r>
-      </w:hyperlink>
-    </w:p>
-    <w:p>
-      <w:pPr>
-        <w:spacing w:after="0"/>
-        <w:rPr>
-          <w:rFonts w:ascii="Verdana" w:hAnsi="Verdana"/>
+            <w:highlight w:val="yellow"/>
+            <w:u w:val="none"/>
+          </w:rPr>
+          <w:t>78 - Directivas de atributo - creación de directivas personalizadas</w:t>
+        </w:r>
+      </w:hyperlink>
+    </w:p>
+    <w:p>
+      <w:pPr>
+        <w:spacing w:after="0"/>
+        <w:rPr>
+          <w:rFonts w:ascii="Verdana" w:hAnsi="Verdana"/>
+          <w:highlight w:val="yellow"/>
         </w:rPr>
       </w:pPr>
       <w:hyperlink r:id="rId52" w:history="1">
@@ -1159,9 +2053,10 @@
             <w:rStyle w:val="Hipervnculo"/>
             <w:rFonts w:ascii="Verdana" w:hAnsi="Verdana"/>
             <w:color w:val="auto"/>
-            <w:u w:val="none"/>
-          </w:rPr>
-          <w:t>78 - Directivas de atributo - creación de directivas personalizadas</w:t>
+            <w:highlight w:val="yellow"/>
+            <w:u w:val="none"/>
+          </w:rPr>
+          <w:t>79 - Directivas de atributo - creación y definición de propiedades</w:t>
         </w:r>
       </w:hyperlink>
     </w:p>
@@ -1178,9 +2073,10 @@
             <w:rStyle w:val="Hipervnculo"/>
             <w:rFonts w:ascii="Verdana" w:hAnsi="Verdana"/>
             <w:color w:val="auto"/>
-            <w:u w:val="none"/>
-          </w:rPr>
-          <w:t>79 - Directivas de atributo - creación y definición de propiedades</w:t>
+            <w:highlight w:val="yellow"/>
+            <w:u w:val="none"/>
+          </w:rPr>
+          <w:t>80 - Directivas de atributo - responder a eventos del usuario dentro de la directiva</w:t>
         </w:r>
       </w:hyperlink>
     </w:p>
@@ -1197,25 +2093,7 @@
             <w:rStyle w:val="Hipervnculo"/>
             <w:rFonts w:ascii="Verdana" w:hAnsi="Verdana"/>
             <w:color w:val="auto"/>
-            <w:u w:val="none"/>
-          </w:rPr>
-          <w:t>80 - Directivas de atributo - responder a eventos del usuario dentro de la directiva</w:t>
-        </w:r>
-      </w:hyperlink>
-    </w:p>
-    <w:p>
-      <w:pPr>
-        <w:spacing w:after="0"/>
-        <w:rPr>
-          <w:rFonts w:ascii="Verdana" w:hAnsi="Verdana"/>
-        </w:rPr>
-      </w:pPr>
-      <w:hyperlink r:id="rId55" w:history="1">
-        <w:r>
-          <w:rPr>
-            <w:rStyle w:val="Hipervnculo"/>
-            <w:rFonts w:ascii="Verdana" w:hAnsi="Verdana"/>
-            <w:color w:val="auto"/>
+            <w:highlight w:val="yellow"/>
             <w:u w:val="none"/>
           </w:rPr>
           <w:t>81 - Directivas estructurales - creación de directivas personalizadas</w:t>
@@ -1254,6 +2132,60 @@
           <w:rFonts w:ascii="Verdana" w:hAnsi="Verdana"/>
         </w:rPr>
       </w:pPr>
+      <w:hyperlink r:id="rId55" w:history="1">
+        <w:r>
+          <w:rPr>
+            <w:rStyle w:val="Hipervnculo"/>
+            <w:rFonts w:ascii="Verdana" w:hAnsi="Verdana"/>
+            <w:color w:val="auto"/>
+            <w:highlight w:val="yellow"/>
+            <w:u w:val="none"/>
+          </w:rPr>
+          <w:t xml:space="preserve">87 - Formularios reactivos - </w:t>
+        </w:r>
+        <w:proofErr w:type="spellStart"/>
+        <w:r>
+          <w:rPr>
+            <w:rStyle w:val="Hipervnculo"/>
+            <w:rFonts w:ascii="Verdana" w:hAnsi="Verdana"/>
+            <w:color w:val="auto"/>
+            <w:highlight w:val="yellow"/>
+            <w:u w:val="none"/>
+          </w:rPr>
+          <w:t>ReactiveFormsModule</w:t>
+        </w:r>
+        <w:proofErr w:type="spellEnd"/>
+        <w:r>
+          <w:rPr>
+            <w:rStyle w:val="Hipervnculo"/>
+            <w:rFonts w:ascii="Verdana" w:hAnsi="Verdana"/>
+            <w:color w:val="auto"/>
+            <w:highlight w:val="yellow"/>
+            <w:u w:val="none"/>
+          </w:rPr>
+          <w:t xml:space="preserve">, </w:t>
+        </w:r>
+        <w:proofErr w:type="spellStart"/>
+        <w:r>
+          <w:rPr>
+            <w:rStyle w:val="Hipervnculo"/>
+            <w:rFonts w:ascii="Verdana" w:hAnsi="Verdana"/>
+            <w:color w:val="auto"/>
+            <w:highlight w:val="yellow"/>
+            <w:u w:val="none"/>
+          </w:rPr>
+          <w:t>FormControl</w:t>
+        </w:r>
+        <w:proofErr w:type="spellEnd"/>
+      </w:hyperlink>
+    </w:p>
+    <w:p>
+      <w:pPr>
+        <w:spacing w:after="0"/>
+        <w:rPr>
+          <w:rFonts w:ascii="Verdana" w:hAnsi="Verdana"/>
+        </w:rPr>
+      </w:pPr>
       <w:hyperlink r:id="rId56" w:history="1">
         <w:r>
           <w:rPr>
@@ -1263,15 +2195,28 @@
             <w:highlight w:val="yellow"/>
             <w:u w:val="none"/>
           </w:rPr>
-          <w:t>87 - Formularios reactivos - ReactiveFormsModule, FormControl</w:t>
-        </w:r>
-      </w:hyperlink>
-    </w:p>
-    <w:p>
-      <w:pPr>
-        <w:spacing w:after="0"/>
-        <w:rPr>
-          <w:rFonts w:ascii="Verdana" w:hAnsi="Verdana"/>
+          <w:t xml:space="preserve">88 - Formularios reactivos - </w:t>
+        </w:r>
+        <w:proofErr w:type="spellStart"/>
+        <w:r>
+          <w:rPr>
+            <w:rStyle w:val="Hipervnculo"/>
+            <w:rFonts w:ascii="Verdana" w:hAnsi="Verdana"/>
+            <w:color w:val="auto"/>
+            <w:highlight w:val="yellow"/>
+            <w:u w:val="none"/>
+          </w:rPr>
+          <w:t>FormGroup</w:t>
+        </w:r>
+        <w:proofErr w:type="spellEnd"/>
+      </w:hyperlink>
+    </w:p>
+    <w:p>
+      <w:pPr>
+        <w:spacing w:after="0"/>
+        <w:rPr>
+          <w:rFonts w:ascii="Verdana" w:hAnsi="Verdana"/>
+          <w:highlight w:val="yellow"/>
         </w:rPr>
       </w:pPr>
       <w:hyperlink r:id="rId57" w:history="1">
@@ -1283,16 +2228,49 @@
             <w:highlight w:val="yellow"/>
             <w:u w:val="none"/>
           </w:rPr>
-          <w:t>88 - Formularios reactivos - FormGroup</w:t>
-        </w:r>
-      </w:hyperlink>
-    </w:p>
-    <w:p>
-      <w:pPr>
-        <w:spacing w:after="0"/>
-        <w:rPr>
-          <w:rFonts w:ascii="Verdana" w:hAnsi="Verdana"/>
-          <w:highlight w:val="yellow"/>
+          <w:t xml:space="preserve">89 - Formularios reactivos - controles </w:t>
+        </w:r>
+        <w:proofErr w:type="spellStart"/>
+        <w:r>
+          <w:rPr>
+            <w:rStyle w:val="Hipervnculo"/>
+            <w:rFonts w:ascii="Verdana" w:hAnsi="Verdana"/>
+            <w:color w:val="auto"/>
+            <w:highlight w:val="yellow"/>
+            <w:u w:val="none"/>
+          </w:rPr>
+          <w:t>checkbox</w:t>
+        </w:r>
+        <w:proofErr w:type="spellEnd"/>
+        <w:r>
+          <w:rPr>
+            <w:rStyle w:val="Hipervnculo"/>
+            <w:rFonts w:ascii="Verdana" w:hAnsi="Verdana"/>
+            <w:color w:val="auto"/>
+            <w:highlight w:val="yellow"/>
+            <w:u w:val="none"/>
+          </w:rPr>
+          <w:t xml:space="preserve">, radio y </w:t>
+        </w:r>
+        <w:proofErr w:type="spellStart"/>
+        <w:r>
+          <w:rPr>
+            <w:rStyle w:val="Hipervnculo"/>
+            <w:rFonts w:ascii="Verdana" w:hAnsi="Verdana"/>
+            <w:color w:val="auto"/>
+            <w:highlight w:val="yellow"/>
+            <w:u w:val="none"/>
+          </w:rPr>
+          <w:t>select</w:t>
+        </w:r>
+        <w:proofErr w:type="spellEnd"/>
+      </w:hyperlink>
+    </w:p>
+    <w:p>
+      <w:pPr>
+        <w:spacing w:after="0"/>
+        <w:rPr>
+          <w:rFonts w:ascii="Verdana" w:hAnsi="Verdana"/>
         </w:rPr>
       </w:pPr>
       <w:hyperlink r:id="rId58" w:history="1">
@@ -1304,7 +2282,29 @@
             <w:highlight w:val="yellow"/>
             <w:u w:val="none"/>
           </w:rPr>
-          <w:t>89 - Formularios reactivos - controles checkbox, radio y select</w:t>
+          <w:t xml:space="preserve">90 - Formularios reactivos - </w:t>
+        </w:r>
+        <w:proofErr w:type="spellStart"/>
+        <w:r>
+          <w:rPr>
+            <w:rStyle w:val="Hipervnculo"/>
+            <w:rFonts w:ascii="Verdana" w:hAnsi="Verdana"/>
+            <w:color w:val="auto"/>
+            <w:highlight w:val="yellow"/>
+            <w:u w:val="none"/>
+          </w:rPr>
+          <w:t>FormGroup</w:t>
+        </w:r>
+        <w:proofErr w:type="spellEnd"/>
+        <w:r>
+          <w:rPr>
+            <w:rStyle w:val="Hipervnculo"/>
+            <w:rFonts w:ascii="Verdana" w:hAnsi="Verdana"/>
+            <w:color w:val="auto"/>
+            <w:highlight w:val="yellow"/>
+            <w:u w:val="none"/>
+          </w:rPr>
+          <w:t xml:space="preserve"> anidados</w:t>
         </w:r>
       </w:hyperlink>
     </w:p>
@@ -1324,7 +2324,7 @@
             <w:highlight w:val="yellow"/>
             <w:u w:val="none"/>
           </w:rPr>
-          <w:t>90 - Formularios reactivos - FormGroup anidados</w:t>
+          <w:t>91 - Formularios reactivos - validaciones estándares de Angular</w:t>
         </w:r>
       </w:hyperlink>
     </w:p>
@@ -1344,7 +2344,7 @@
             <w:highlight w:val="yellow"/>
             <w:u w:val="none"/>
           </w:rPr>
-          <w:t>91 - Formularios reactivos - validaciones estándares de Angular</w:t>
+          <w:t>92 - Formularios reactivos - validaciones personalizadas</w:t>
         </w:r>
       </w:hyperlink>
     </w:p>
@@ -1364,28 +2364,20 @@
             <w:highlight w:val="yellow"/>
             <w:u w:val="none"/>
           </w:rPr>
-          <w:t>92 - Formularios reactivos - validaciones personalizadas</w:t>
-        </w:r>
-      </w:hyperlink>
-    </w:p>
-    <w:p>
-      <w:pPr>
-        <w:spacing w:after="0"/>
-        <w:rPr>
-          <w:rFonts w:ascii="Verdana" w:hAnsi="Verdana"/>
-        </w:rPr>
-      </w:pPr>
-      <w:hyperlink r:id="rId62" w:history="1">
-        <w:r>
-          <w:rPr>
-            <w:rStyle w:val="Hipervnculo"/>
-            <w:rFonts w:ascii="Verdana" w:hAnsi="Verdana"/>
-            <w:color w:val="auto"/>
-            <w:highlight w:val="yellow"/>
-            <w:u w:val="none"/>
-          </w:rPr>
-          <w:t>93 - Formularios reactivos - FormBuilder</w:t>
-        </w:r>
+          <w:t xml:space="preserve">93 - Formularios reactivos - </w:t>
+        </w:r>
+        <w:proofErr w:type="spellStart"/>
+        <w:r>
+          <w:rPr>
+            <w:rStyle w:val="Hipervnculo"/>
+            <w:rFonts w:ascii="Verdana" w:hAnsi="Verdana"/>
+            <w:color w:val="auto"/>
+            <w:highlight w:val="yellow"/>
+            <w:u w:val="none"/>
+          </w:rPr>
+          <w:t>FormBuilder</w:t>
+        </w:r>
+        <w:proofErr w:type="spellEnd"/>
       </w:hyperlink>
     </w:p>
     <w:p>
@@ -1417,26 +2409,26 @@
           <w:rFonts w:ascii="Verdana" w:hAnsi="Verdana"/>
         </w:rPr>
       </w:pPr>
+      <w:hyperlink r:id="rId62" w:history="1">
+        <w:r>
+          <w:rPr>
+            <w:rStyle w:val="Hipervnculo"/>
+            <w:rFonts w:ascii="Verdana" w:hAnsi="Verdana"/>
+            <w:color w:val="auto"/>
+            <w:u w:val="none"/>
+          </w:rPr>
+          <w:t>19 - Pipes: definición</w:t>
+        </w:r>
+      </w:hyperlink>
+    </w:p>
+    <w:p>
+      <w:pPr>
+        <w:spacing w:after="0"/>
+        <w:rPr>
+          <w:rFonts w:ascii="Verdana" w:hAnsi="Verdana"/>
+        </w:rPr>
+      </w:pPr>
       <w:hyperlink r:id="rId63" w:history="1">
-        <w:r>
-          <w:rPr>
-            <w:rStyle w:val="Hipervnculo"/>
-            <w:rFonts w:ascii="Verdana" w:hAnsi="Verdana"/>
-            <w:color w:val="auto"/>
-            <w:u w:val="none"/>
-          </w:rPr>
-          <w:t>19 - Pipes: definición</w:t>
-        </w:r>
-      </w:hyperlink>
-    </w:p>
-    <w:p>
-      <w:pPr>
-        <w:spacing w:after="0"/>
-        <w:rPr>
-          <w:rFonts w:ascii="Verdana" w:hAnsi="Verdana"/>
-        </w:rPr>
-      </w:pPr>
-      <w:hyperlink r:id="rId64" w:history="1">
         <w:r>
           <w:rPr>
             <w:rStyle w:val="Hipervnculo"/>
@@ -1478,6 +2470,25 @@
           <w:u w:val="single"/>
         </w:rPr>
       </w:pPr>
+      <w:hyperlink r:id="rId64" w:history="1">
+        <w:r>
+          <w:rPr>
+            <w:rStyle w:val="Hipervnculo"/>
+            <w:rFonts w:ascii="Verdana" w:hAnsi="Verdana"/>
+            <w:color w:val="auto"/>
+            <w:u w:val="none"/>
+          </w:rPr>
+          <w:t>15 - Petición de un archivo JSON a un servidor</w:t>
+        </w:r>
+      </w:hyperlink>
+    </w:p>
+    <w:p>
+      <w:pPr>
+        <w:spacing w:after="0"/>
+        <w:rPr>
+          <w:rFonts w:ascii="Verdana" w:hAnsi="Verdana"/>
+        </w:rPr>
+      </w:pPr>
       <w:hyperlink r:id="rId65" w:history="1">
         <w:r>
           <w:rPr>
@@ -1486,7 +2497,7 @@
             <w:color w:val="auto"/>
             <w:u w:val="none"/>
           </w:rPr>
-          <w:t>15 - Petición de un archivo JSON a un servidor</w:t>
+          <w:t>17 - Servicios: concepto y pasos para crearlos</w:t>
         </w:r>
       </w:hyperlink>
     </w:p>
@@ -1498,25 +2509,6 @@
         </w:rPr>
       </w:pPr>
       <w:hyperlink r:id="rId66" w:history="1">
-        <w:r>
-          <w:rPr>
-            <w:rStyle w:val="Hipervnculo"/>
-            <w:rFonts w:ascii="Verdana" w:hAnsi="Verdana"/>
-            <w:color w:val="auto"/>
-            <w:u w:val="none"/>
-          </w:rPr>
-          <w:t>17 - Servicios: concepto y pasos para crearlos</w:t>
-        </w:r>
-      </w:hyperlink>
-    </w:p>
-    <w:p>
-      <w:pPr>
-        <w:spacing w:after="0"/>
-        <w:rPr>
-          <w:rFonts w:ascii="Verdana" w:hAnsi="Verdana"/>
-        </w:rPr>
-      </w:pPr>
-      <w:hyperlink r:id="rId67" w:history="1">
         <w:r>
           <w:rPr>
             <w:rStyle w:val="Hipervnculo"/>
@@ -1566,26 +2558,26 @@
           <w:rFonts w:ascii="Verdana" w:hAnsi="Verdana"/>
         </w:rPr>
       </w:pPr>
+      <w:hyperlink r:id="rId67" w:history="1">
+        <w:r>
+          <w:rPr>
+            <w:rStyle w:val="Hipervnculo"/>
+            <w:rFonts w:ascii="Verdana" w:hAnsi="Verdana"/>
+            <w:color w:val="auto"/>
+            <w:u w:val="none"/>
+          </w:rPr>
+          <w:t>4 - Interpolación en los archivos HTML de Angular</w:t>
+        </w:r>
+      </w:hyperlink>
+    </w:p>
+    <w:p>
+      <w:pPr>
+        <w:spacing w:after="0"/>
+        <w:rPr>
+          <w:rFonts w:ascii="Verdana" w:hAnsi="Verdana"/>
+        </w:rPr>
+      </w:pPr>
       <w:hyperlink r:id="rId68" w:history="1">
-        <w:r>
-          <w:rPr>
-            <w:rStyle w:val="Hipervnculo"/>
-            <w:rFonts w:ascii="Verdana" w:hAnsi="Verdana"/>
-            <w:color w:val="auto"/>
-            <w:u w:val="none"/>
-          </w:rPr>
-          <w:t>4 - Interpolación en los archivos HTML de Angular</w:t>
-        </w:r>
-      </w:hyperlink>
-    </w:p>
-    <w:p>
-      <w:pPr>
-        <w:spacing w:after="0"/>
-        <w:rPr>
-          <w:rFonts w:ascii="Verdana" w:hAnsi="Verdana"/>
-        </w:rPr>
-      </w:pPr>
-      <w:hyperlink r:id="rId69" w:history="1">
         <w:r>
           <w:rPr>
             <w:rStyle w:val="Hipervnculo"/>
@@ -2218,6 +3210,7 @@
   <w:style w:type="character" w:default="1" w:styleId="Fuentedeprrafopredeter">
     <w:name w:val="Default Paragraph Font"/>
     <w:uiPriority w:val="1"/>
+    <w:semiHidden/>
     <w:unhideWhenUsed/>
   </w:style>
   <w:style w:type="table" w:default="1" w:styleId="Tablanormal">

--- a/CursoAngular.docx
+++ b/CursoAngular.docx
@@ -1,6 +1,6 @@
 
 <file path=word/document.xml><?xml version="1.0" encoding="utf-8"?>
-<w:document xmlns:wpc="http://schemas.microsoft.com/office/word/2010/wordprocessingCanvas" xmlns:cx="http://schemas.microsoft.com/office/drawing/2014/chartex" xmlns:cx1="http://schemas.microsoft.com/office/drawing/2015/9/8/chartex" xmlns:cx2="http://schemas.microsoft.com/office/drawing/2015/10/21/chartex" xmlns:cx3="http://schemas.microsoft.com/office/drawing/2016/5/9/chartex" xmlns:cx4="http://schemas.microsoft.com/office/drawing/2016/5/10/chartex" xmlns:cx5="http://schemas.microsoft.com/office/drawing/2016/5/11/chartex" xmlns:cx6="http://schemas.microsoft.com/office/drawing/2016/5/12/chartex" xmlns:cx7="http://schemas.microsoft.com/office/drawing/2016/5/13/chartex" xmlns:cx8="http://schemas.microsoft.com/office/drawing/2016/5/14/chartex" xmlns:mc="http://schemas.openxmlformats.org/markup-compatibility/2006" xmlns:aink="http://schemas.microsoft.com/office/drawing/2016/ink" xmlns:am3d="http://schemas.microsoft.com/office/drawing/2017/model3d" xmlns:o="urn:schemas-microsoft-com:office:office" xmlns:oel="http://schemas.microsoft.com/office/2019/extlst" xmlns:r="http://schemas.openxmlformats.org/officeDocument/2006/relationships" xmlns:m="http://schemas.openxmlformats.org/officeDocument/2006/math" xmlns:v="urn:schemas-microsoft-com:vml" xmlns:wp14="http://schemas.microsoft.com/office/word/2010/wordprocessingDrawing" xmlns:wp="http://schemas.openxmlformats.org/drawingml/2006/wordprocessingDrawing" xmlns:w10="urn:schemas-microsoft-com:office:word" xmlns:w="http://schemas.openxmlformats.org/wordprocessingml/2006/main" xmlns:w14="http://schemas.microsoft.com/office/word/2010/wordml" xmlns:w15="http://schemas.microsoft.com/office/word/2012/wordml" xmlns:w16cex="http://schemas.microsoft.com/office/word/2018/wordml/cex" xmlns:w16cid="http://schemas.microsoft.com/office/word/2016/wordml/cid" xmlns:w16="http://schemas.microsoft.com/office/word/2018/wordml" xmlns:w16du="http://schemas.microsoft.com/office/word/2023/wordml/word16du" xmlns:w16sdtdh="http://schemas.microsoft.com/office/word/2020/wordml/sdtdatahash" xmlns:w16sdtfl="http://schemas.microsoft.com/office/word/2024/wordml/sdtformatlock" xmlns:w16se="http://schemas.microsoft.com/office/word/2015/wordml/symex" xmlns:wpg="http://schemas.microsoft.com/office/word/2010/wordprocessingGroup" xmlns:wpi="http://schemas.microsoft.com/office/word/2010/wordprocessingInk" xmlns:wne="http://schemas.microsoft.com/office/word/2006/wordml" xmlns:wps="http://schemas.microsoft.com/office/word/2010/wordprocessingShape" mc:Ignorable="w14 w15 w16se w16cid w16 w16cex w16sdtdh w16sdtfl w16du wp14">
+<w:document xmlns:wpc="http://schemas.microsoft.com/office/word/2010/wordprocessingCanvas" xmlns:cx="http://schemas.microsoft.com/office/drawing/2014/chartex" xmlns:cx1="http://schemas.microsoft.com/office/drawing/2015/9/8/chartex" xmlns:cx2="http://schemas.microsoft.com/office/drawing/2015/10/21/chartex" xmlns:cx3="http://schemas.microsoft.com/office/drawing/2016/5/9/chartex" xmlns:cx4="http://schemas.microsoft.com/office/drawing/2016/5/10/chartex" xmlns:cx5="http://schemas.microsoft.com/office/drawing/2016/5/11/chartex" xmlns:cx6="http://schemas.microsoft.com/office/drawing/2016/5/12/chartex" xmlns:cx7="http://schemas.microsoft.com/office/drawing/2016/5/13/chartex" xmlns:cx8="http://schemas.microsoft.com/office/drawing/2016/5/14/chartex" xmlns:mc="http://schemas.openxmlformats.org/markup-compatibility/2006" xmlns:aink="http://schemas.microsoft.com/office/drawing/2016/ink" xmlns:am3d="http://schemas.microsoft.com/office/drawing/2017/model3d" xmlns:o="urn:schemas-microsoft-com:office:office" xmlns:oel="http://schemas.microsoft.com/office/2019/extlst" xmlns:r="http://schemas.openxmlformats.org/officeDocument/2006/relationships" xmlns:m="http://schemas.openxmlformats.org/officeDocument/2006/math" xmlns:v="urn:schemas-microsoft-com:vml" xmlns:wp14="http://schemas.microsoft.com/office/word/2010/wordprocessingDrawing" xmlns:wp="http://schemas.openxmlformats.org/drawingml/2006/wordprocessingDrawing" xmlns:w10="urn:schemas-microsoft-com:office:word" xmlns:w="http://schemas.openxmlformats.org/wordprocessingml/2006/main" xmlns:w14="http://schemas.microsoft.com/office/word/2010/wordml" xmlns:w15="http://schemas.microsoft.com/office/word/2012/wordml" xmlns:w16cex="http://schemas.microsoft.com/office/word/2018/wordml/cex" xmlns:w16cid="http://schemas.microsoft.com/office/word/2016/wordml/cid" xmlns:w16="http://schemas.microsoft.com/office/word/2018/wordml" xmlns:w16sdtdh="http://schemas.microsoft.com/office/word/2020/wordml/sdtdatahash" xmlns:w16se="http://schemas.microsoft.com/office/word/2015/wordml/symex" xmlns:wpg="http://schemas.microsoft.com/office/word/2010/wordprocessingGroup" xmlns:wpi="http://schemas.microsoft.com/office/word/2010/wordprocessingInk" xmlns:wne="http://schemas.microsoft.com/office/word/2006/wordml" xmlns:wps="http://schemas.microsoft.com/office/word/2010/wordprocessingShape" mc:Ignorable="w14 w15 w16se w16cid w16 w16cex w16sdtdh wp14">
   <w:body>
     <w:p>
       <w:pPr>
@@ -1107,40 +1107,27 @@
           <w:lang w:val="en-US"/>
         </w:rPr>
       </w:pPr>
-      <w:r>
-        <w:fldChar w:fldCharType="begin"/>
-      </w:r>
-      <w:r>
-        <w:rPr>
-          <w:lang w:val="en-US"/>
-        </w:rPr>
-        <w:instrText>HYPERLINK "https://www.tutorialesprogramacionya.com/angularya/detalleconcepto.php?punto=54&amp;codigo=54&amp;inicio=40"</w:instrText>
-      </w:r>
-      <w:r>
-        <w:fldChar w:fldCharType="separate"/>
-      </w:r>
-      <w:r>
-        <w:rPr>
-          <w:rStyle w:val="Hipervnculo"/>
-          <w:rFonts w:ascii="Verdana" w:hAnsi="Verdana"/>
-          <w:color w:val="auto"/>
-          <w:u w:val="none"/>
-          <w:lang w:val="en-US"/>
-        </w:rPr>
-        <w:t>54 - Angular Material: Panel - mat-expansion-panel</w:t>
-      </w:r>
-      <w:r>
-        <w:fldChar w:fldCharType="end"/>
-      </w:r>
-    </w:p>
-    <w:p>
-      <w:pPr>
-        <w:spacing w:after="0"/>
-        <w:rPr>
-          <w:rFonts w:ascii="Verdana" w:hAnsi="Verdana"/>
-        </w:rPr>
-      </w:pPr>
       <w:hyperlink r:id="rId30" w:history="1">
+        <w:r>
+          <w:rPr>
+            <w:rStyle w:val="Hipervnculo"/>
+            <w:rFonts w:ascii="Verdana" w:hAnsi="Verdana"/>
+            <w:color w:val="auto"/>
+            <w:u w:val="none"/>
+            <w:lang w:val="en-US"/>
+          </w:rPr>
+          <w:t>54 - Angular Material: Panel - mat-expansion-panel</w:t>
+        </w:r>
+      </w:hyperlink>
+    </w:p>
+    <w:p>
+      <w:pPr>
+        <w:spacing w:after="0"/>
+        <w:rPr>
+          <w:rFonts w:ascii="Verdana" w:hAnsi="Verdana"/>
+        </w:rPr>
+      </w:pPr>
+      <w:hyperlink r:id="rId31" w:history="1">
         <w:r>
           <w:rPr>
             <w:rStyle w:val="Hipervnculo"/>
@@ -1225,7 +1212,7 @@
           <w:rFonts w:ascii="Verdana" w:hAnsi="Verdana"/>
         </w:rPr>
       </w:pPr>
-      <w:hyperlink r:id="rId31" w:history="1">
+      <w:hyperlink r:id="rId32" w:history="1">
         <w:r>
           <w:rPr>
             <w:rStyle w:val="Hipervnculo"/>
@@ -1244,7 +1231,7 @@
           <w:rFonts w:ascii="Verdana" w:hAnsi="Verdana"/>
         </w:rPr>
       </w:pPr>
-      <w:hyperlink r:id="rId32" w:history="1">
+      <w:hyperlink r:id="rId33" w:history="1">
         <w:r>
           <w:rPr>
             <w:rStyle w:val="Hipervnculo"/>
@@ -1274,7 +1261,7 @@
           <w:rFonts w:ascii="Verdana" w:hAnsi="Verdana"/>
         </w:rPr>
       </w:pPr>
-      <w:hyperlink r:id="rId33" w:history="1">
+      <w:hyperlink r:id="rId34" w:history="1">
         <w:r>
           <w:rPr>
             <w:rStyle w:val="Hipervnculo"/>
@@ -1293,7 +1280,7 @@
           <w:rFonts w:ascii="Verdana" w:hAnsi="Verdana"/>
         </w:rPr>
       </w:pPr>
-      <w:hyperlink r:id="rId34" w:history="1">
+      <w:hyperlink r:id="rId35" w:history="1">
         <w:r>
           <w:rPr>
             <w:rStyle w:val="Hipervnculo"/>
@@ -1312,7 +1299,7 @@
           <w:rFonts w:ascii="Verdana" w:hAnsi="Verdana"/>
         </w:rPr>
       </w:pPr>
-      <w:hyperlink r:id="rId35" w:history="1">
+      <w:hyperlink r:id="rId36" w:history="1">
         <w:r>
           <w:rPr>
             <w:rStyle w:val="Hipervnculo"/>
@@ -1331,7 +1318,7 @@
           <w:rFonts w:ascii="Verdana" w:hAnsi="Verdana"/>
         </w:rPr>
       </w:pPr>
-      <w:hyperlink r:id="rId36" w:history="1">
+      <w:hyperlink r:id="rId37" w:history="1">
         <w:r>
           <w:rPr>
             <w:rStyle w:val="Hipervnculo"/>
@@ -1381,7 +1368,7 @@
           <w:rFonts w:ascii="Verdana" w:hAnsi="Verdana"/>
         </w:rPr>
       </w:pPr>
-      <w:hyperlink r:id="rId37" w:history="1">
+      <w:hyperlink r:id="rId38" w:history="1">
         <w:r>
           <w:rPr>
             <w:rStyle w:val="Hipervnculo"/>
@@ -1420,7 +1407,7 @@
           <w:rFonts w:ascii="Verdana" w:hAnsi="Verdana"/>
         </w:rPr>
       </w:pPr>
-      <w:hyperlink r:id="rId38" w:history="1">
+      <w:hyperlink r:id="rId39" w:history="1">
         <w:r>
           <w:rPr>
             <w:rStyle w:val="Hipervnculo"/>
@@ -1495,7 +1482,7 @@
           <w:rFonts w:ascii="Verdana" w:hAnsi="Verdana"/>
         </w:rPr>
       </w:pPr>
-      <w:hyperlink r:id="rId39" w:history="1">
+      <w:hyperlink r:id="rId40" w:history="1">
         <w:r>
           <w:rPr>
             <w:rStyle w:val="Hipervnculo"/>
@@ -1515,7 +1502,7 @@
           <w:rFonts w:ascii="Verdana" w:hAnsi="Verdana"/>
         </w:rPr>
       </w:pPr>
-      <w:hyperlink r:id="rId40" w:history="1">
+      <w:hyperlink r:id="rId41" w:history="1">
         <w:r>
           <w:rPr>
             <w:rStyle w:val="Hipervnculo"/>
@@ -1536,7 +1523,7 @@
           <w:highlight w:val="yellow"/>
         </w:rPr>
       </w:pPr>
-      <w:hyperlink r:id="rId41" w:history="1">
+      <w:hyperlink r:id="rId42" w:history="1">
         <w:r>
           <w:rPr>
             <w:rStyle w:val="Hipervnculo"/>
@@ -1578,7 +1565,7 @@
           <w:rFonts w:ascii="Verdana" w:hAnsi="Verdana"/>
         </w:rPr>
       </w:pPr>
-      <w:hyperlink r:id="rId42" w:history="1">
+      <w:hyperlink r:id="rId43" w:history="1">
         <w:r>
           <w:rPr>
             <w:rStyle w:val="Hipervnculo"/>
@@ -1598,7 +1585,7 @@
           <w:rFonts w:ascii="Verdana" w:hAnsi="Verdana"/>
         </w:rPr>
       </w:pPr>
-      <w:hyperlink r:id="rId43" w:history="1">
+      <w:hyperlink r:id="rId44" w:history="1">
         <w:r>
           <w:rPr>
             <w:rStyle w:val="Hipervnculo"/>
@@ -1684,7 +1671,7 @@
           <w:rFonts w:ascii="Verdana" w:hAnsi="Verdana"/>
         </w:rPr>
       </w:pPr>
-      <w:hyperlink r:id="rId44" w:history="1">
+      <w:hyperlink r:id="rId45" w:history="1">
         <w:r>
           <w:rPr>
             <w:rStyle w:val="Hipervnculo"/>
@@ -1717,7 +1704,7 @@
           <w:u w:val="single"/>
         </w:rPr>
       </w:pPr>
-      <w:hyperlink r:id="rId45" w:history="1">
+      <w:hyperlink r:id="rId46" w:history="1">
         <w:r>
           <w:rPr>
             <w:rStyle w:val="Hipervnculo"/>
@@ -1771,7 +1758,7 @@
           <w:rFonts w:ascii="Verdana" w:hAnsi="Verdana"/>
         </w:rPr>
       </w:pPr>
-      <w:hyperlink r:id="rId46" w:history="1">
+      <w:hyperlink r:id="rId47" w:history="1">
         <w:r>
           <w:rPr>
             <w:rStyle w:val="Hipervnculo"/>
@@ -1813,7 +1800,7 @@
           <w:rFonts w:ascii="Verdana" w:hAnsi="Verdana"/>
         </w:rPr>
       </w:pPr>
-      <w:hyperlink r:id="rId47" w:history="1">
+      <w:hyperlink r:id="rId48" w:history="1">
         <w:r>
           <w:rPr>
             <w:rStyle w:val="Hipervnculo"/>
@@ -1855,7 +1842,7 @@
           <w:rFonts w:ascii="Verdana" w:hAnsi="Verdana"/>
         </w:rPr>
       </w:pPr>
-      <w:hyperlink r:id="rId48" w:history="1">
+      <w:hyperlink r:id="rId49" w:history="1">
         <w:r>
           <w:rPr>
             <w:rStyle w:val="Hipervnculo"/>
@@ -1941,7 +1928,7 @@
           <w:rFonts w:ascii="Verdana" w:hAnsi="Verdana"/>
         </w:rPr>
       </w:pPr>
-      <w:hyperlink r:id="rId49" w:history="1">
+      <w:hyperlink r:id="rId50" w:history="1">
         <w:r>
           <w:rPr>
             <w:rStyle w:val="Hipervnculo"/>
@@ -1983,7 +1970,7 @@
           <w:rFonts w:ascii="Verdana" w:hAnsi="Verdana"/>
         </w:rPr>
       </w:pPr>
-      <w:hyperlink r:id="rId50" w:history="1">
+      <w:hyperlink r:id="rId51" w:history="1">
         <w:r>
           <w:rPr>
             <w:rStyle w:val="Hipervnculo"/>
@@ -2026,7 +2013,7 @@
           <w:highlight w:val="yellow"/>
         </w:rPr>
       </w:pPr>
-      <w:hyperlink r:id="rId51" w:history="1">
+      <w:hyperlink r:id="rId52" w:history="1">
         <w:r>
           <w:rPr>
             <w:rStyle w:val="Hipervnculo"/>
@@ -2047,7 +2034,7 @@
           <w:highlight w:val="yellow"/>
         </w:rPr>
       </w:pPr>
-      <w:hyperlink r:id="rId52" w:history="1">
+      <w:hyperlink r:id="rId53" w:history="1">
         <w:r>
           <w:rPr>
             <w:rStyle w:val="Hipervnculo"/>
@@ -2067,7 +2054,7 @@
           <w:rFonts w:ascii="Verdana" w:hAnsi="Verdana"/>
         </w:rPr>
       </w:pPr>
-      <w:hyperlink r:id="rId53" w:history="1">
+      <w:hyperlink r:id="rId54" w:history="1">
         <w:r>
           <w:rPr>
             <w:rStyle w:val="Hipervnculo"/>
@@ -2087,7 +2074,7 @@
           <w:rFonts w:ascii="Verdana" w:hAnsi="Verdana"/>
         </w:rPr>
       </w:pPr>
-      <w:hyperlink r:id="rId54" w:history="1">
+      <w:hyperlink r:id="rId55" w:history="1">
         <w:r>
           <w:rPr>
             <w:rStyle w:val="Hipervnculo"/>
@@ -2132,7 +2119,7 @@
           <w:rFonts w:ascii="Verdana" w:hAnsi="Verdana"/>
         </w:rPr>
       </w:pPr>
-      <w:hyperlink r:id="rId55" w:history="1">
+      <w:hyperlink r:id="rId56" w:history="1">
         <w:r>
           <w:rPr>
             <w:rStyle w:val="Hipervnculo"/>
@@ -2186,7 +2173,7 @@
           <w:rFonts w:ascii="Verdana" w:hAnsi="Verdana"/>
         </w:rPr>
       </w:pPr>
-      <w:hyperlink r:id="rId56" w:history="1">
+      <w:hyperlink r:id="rId57" w:history="1">
         <w:r>
           <w:rPr>
             <w:rStyle w:val="Hipervnculo"/>
@@ -2219,7 +2206,7 @@
           <w:highlight w:val="yellow"/>
         </w:rPr>
       </w:pPr>
-      <w:hyperlink r:id="rId57" w:history="1">
+      <w:hyperlink r:id="rId58" w:history="1">
         <w:r>
           <w:rPr>
             <w:rStyle w:val="Hipervnculo"/>
@@ -2273,7 +2260,7 @@
           <w:rFonts w:ascii="Verdana" w:hAnsi="Verdana"/>
         </w:rPr>
       </w:pPr>
-      <w:hyperlink r:id="rId58" w:history="1">
+      <w:hyperlink r:id="rId59" w:history="1">
         <w:r>
           <w:rPr>
             <w:rStyle w:val="Hipervnculo"/>
@@ -2315,7 +2302,7 @@
           <w:rFonts w:ascii="Verdana" w:hAnsi="Verdana"/>
         </w:rPr>
       </w:pPr>
-      <w:hyperlink r:id="rId59" w:history="1">
+      <w:hyperlink r:id="rId60" w:history="1">
         <w:r>
           <w:rPr>
             <w:rStyle w:val="Hipervnculo"/>
@@ -2335,7 +2322,7 @@
           <w:rFonts w:ascii="Verdana" w:hAnsi="Verdana"/>
         </w:rPr>
       </w:pPr>
-      <w:hyperlink r:id="rId60" w:history="1">
+      <w:hyperlink r:id="rId61" w:history="1">
         <w:r>
           <w:rPr>
             <w:rStyle w:val="Hipervnculo"/>
@@ -2355,7 +2342,7 @@
           <w:rFonts w:ascii="Verdana" w:hAnsi="Verdana"/>
         </w:rPr>
       </w:pPr>
-      <w:hyperlink r:id="rId61" w:history="1">
+      <w:hyperlink r:id="rId62" w:history="1">
         <w:r>
           <w:rPr>
             <w:rStyle w:val="Hipervnculo"/>
@@ -2409,12 +2396,13 @@
           <w:rFonts w:ascii="Verdana" w:hAnsi="Verdana"/>
         </w:rPr>
       </w:pPr>
-      <w:hyperlink r:id="rId62" w:history="1">
-        <w:r>
-          <w:rPr>
-            <w:rStyle w:val="Hipervnculo"/>
-            <w:rFonts w:ascii="Verdana" w:hAnsi="Verdana"/>
-            <w:color w:val="auto"/>
+      <w:hyperlink r:id="rId63" w:history="1">
+        <w:r>
+          <w:rPr>
+            <w:rStyle w:val="Hipervnculo"/>
+            <w:rFonts w:ascii="Verdana" w:hAnsi="Verdana"/>
+            <w:color w:val="auto"/>
+            <w:highlight w:val="yellow"/>
             <w:u w:val="none"/>
           </w:rPr>
           <w:t>19 - Pipes: definición</w:t>
@@ -2428,12 +2416,13 @@
           <w:rFonts w:ascii="Verdana" w:hAnsi="Verdana"/>
         </w:rPr>
       </w:pPr>
-      <w:hyperlink r:id="rId63" w:history="1">
-        <w:r>
-          <w:rPr>
-            <w:rStyle w:val="Hipervnculo"/>
-            <w:rFonts w:ascii="Verdana" w:hAnsi="Verdana"/>
-            <w:color w:val="auto"/>
+      <w:hyperlink r:id="rId64" w:history="1">
+        <w:r>
+          <w:rPr>
+            <w:rStyle w:val="Hipervnculo"/>
+            <w:rFonts w:ascii="Verdana" w:hAnsi="Verdana"/>
+            <w:color w:val="auto"/>
+            <w:highlight w:val="yellow"/>
             <w:u w:val="none"/>
           </w:rPr>
           <w:t>20 - Pipes: creación de pipes personalizadas</w:t>
@@ -2470,12 +2459,13 @@
           <w:u w:val="single"/>
         </w:rPr>
       </w:pPr>
-      <w:hyperlink r:id="rId64" w:history="1">
-        <w:r>
-          <w:rPr>
-            <w:rStyle w:val="Hipervnculo"/>
-            <w:rFonts w:ascii="Verdana" w:hAnsi="Verdana"/>
-            <w:color w:val="auto"/>
+      <w:hyperlink r:id="rId65" w:history="1">
+        <w:r>
+          <w:rPr>
+            <w:rStyle w:val="Hipervnculo"/>
+            <w:rFonts w:ascii="Verdana" w:hAnsi="Verdana"/>
+            <w:color w:val="auto"/>
+            <w:highlight w:val="yellow"/>
             <w:u w:val="none"/>
           </w:rPr>
           <w:t>15 - Petición de un archivo JSON a un servidor</w:t>
@@ -2489,12 +2479,13 @@
           <w:rFonts w:ascii="Verdana" w:hAnsi="Verdana"/>
         </w:rPr>
       </w:pPr>
-      <w:hyperlink r:id="rId65" w:history="1">
-        <w:r>
-          <w:rPr>
-            <w:rStyle w:val="Hipervnculo"/>
-            <w:rFonts w:ascii="Verdana" w:hAnsi="Verdana"/>
-            <w:color w:val="auto"/>
+      <w:hyperlink r:id="rId66" w:history="1">
+        <w:r>
+          <w:rPr>
+            <w:rStyle w:val="Hipervnculo"/>
+            <w:rFonts w:ascii="Verdana" w:hAnsi="Verdana"/>
+            <w:color w:val="auto"/>
+            <w:highlight w:val="yellow"/>
             <w:u w:val="none"/>
           </w:rPr>
           <w:t>17 - Servicios: concepto y pasos para crearlos</w:t>
@@ -2508,12 +2499,13 @@
           <w:rFonts w:ascii="Verdana" w:hAnsi="Verdana"/>
         </w:rPr>
       </w:pPr>
-      <w:hyperlink r:id="rId66" w:history="1">
-        <w:r>
-          <w:rPr>
-            <w:rStyle w:val="Hipervnculo"/>
-            <w:rFonts w:ascii="Verdana" w:hAnsi="Verdana"/>
-            <w:color w:val="auto"/>
+      <w:hyperlink r:id="rId67" w:history="1">
+        <w:r>
+          <w:rPr>
+            <w:rStyle w:val="Hipervnculo"/>
+            <w:rFonts w:ascii="Verdana" w:hAnsi="Verdana"/>
+            <w:color w:val="auto"/>
+            <w:highlight w:val="yellow"/>
             <w:u w:val="none"/>
           </w:rPr>
           <w:t>18 - Servicios: recuperación de datos de un servidor web</w:t>
@@ -2558,12 +2550,13 @@
           <w:rFonts w:ascii="Verdana" w:hAnsi="Verdana"/>
         </w:rPr>
       </w:pPr>
-      <w:hyperlink r:id="rId67" w:history="1">
-        <w:r>
-          <w:rPr>
-            <w:rStyle w:val="Hipervnculo"/>
-            <w:rFonts w:ascii="Verdana" w:hAnsi="Verdana"/>
-            <w:color w:val="auto"/>
+      <w:hyperlink r:id="rId68" w:history="1">
+        <w:r>
+          <w:rPr>
+            <w:rStyle w:val="Hipervnculo"/>
+            <w:rFonts w:ascii="Verdana" w:hAnsi="Verdana"/>
+            <w:color w:val="auto"/>
+            <w:highlight w:val="yellow"/>
             <w:u w:val="none"/>
           </w:rPr>
           <w:t>4 - Interpolación en los archivos HTML de Angular</w:t>
@@ -2577,7 +2570,7 @@
           <w:rFonts w:ascii="Verdana" w:hAnsi="Verdana"/>
         </w:rPr>
       </w:pPr>
-      <w:hyperlink r:id="rId68" w:history="1">
+      <w:hyperlink r:id="rId69" w:history="1">
         <w:r>
           <w:rPr>
             <w:rStyle w:val="Hipervnculo"/>
@@ -2608,7 +2601,7 @@
 </file>
 
 <file path=word/styles.xml><?xml version="1.0" encoding="utf-8"?>
-<w:styles xmlns:mc="http://schemas.openxmlformats.org/markup-compatibility/2006" xmlns:r="http://schemas.openxmlformats.org/officeDocument/2006/relationships" xmlns:w="http://schemas.openxmlformats.org/wordprocessingml/2006/main" xmlns:w14="http://schemas.microsoft.com/office/word/2010/wordml" xmlns:w15="http://schemas.microsoft.com/office/word/2012/wordml" xmlns:w16cex="http://schemas.microsoft.com/office/word/2018/wordml/cex" xmlns:w16cid="http://schemas.microsoft.com/office/word/2016/wordml/cid" xmlns:w16="http://schemas.microsoft.com/office/word/2018/wordml" xmlns:w16du="http://schemas.microsoft.com/office/word/2023/wordml/word16du" xmlns:w16sdtdh="http://schemas.microsoft.com/office/word/2020/wordml/sdtdatahash" xmlns:w16sdtfl="http://schemas.microsoft.com/office/word/2024/wordml/sdtformatlock" xmlns:w16se="http://schemas.microsoft.com/office/word/2015/wordml/symex" mc:Ignorable="w14 w15 w16se w16cid w16 w16cex w16sdtdh w16sdtfl w16du">
+<w:styles xmlns:mc="http://schemas.openxmlformats.org/markup-compatibility/2006" xmlns:r="http://schemas.openxmlformats.org/officeDocument/2006/relationships" xmlns:w="http://schemas.openxmlformats.org/wordprocessingml/2006/main" xmlns:w14="http://schemas.microsoft.com/office/word/2010/wordml" xmlns:w15="http://schemas.microsoft.com/office/word/2012/wordml" xmlns:w16cex="http://schemas.microsoft.com/office/word/2018/wordml/cex" xmlns:w16cid="http://schemas.microsoft.com/office/word/2016/wordml/cid" xmlns:w16="http://schemas.microsoft.com/office/word/2018/wordml" xmlns:w16sdtdh="http://schemas.microsoft.com/office/word/2020/wordml/sdtdatahash" xmlns:w16se="http://schemas.microsoft.com/office/word/2015/wordml/symex" mc:Ignorable="w14 w15 w16se w16cid w16 w16cex w16sdtdh">
   <w:docDefaults>
     <w:rPrDefault>
       <w:rPr>
